--- a/Documentation.docx
+++ b/Documentation.docx
@@ -114,6 +114,7 @@
           <w:rFonts w:ascii="Times New Roman" w:eastAsia="Times New Roman" w:hAnsi="Times New Roman" w:cs="Times New Roman"/>
           <w:b/>
           <w:bCs/>
+          <w:noProof/>
           <w:sz w:val="36"/>
           <w:szCs w:val="36"/>
         </w:rPr>
@@ -192,12 +193,14 @@
       <w:pPr>
         <w:spacing w:line="240" w:lineRule="auto"/>
         <w:rPr>
-          <w:rFonts w:ascii="Bahnschrift" w:hAnsi="Bahnschrift"/>
-        </w:rPr>
-      </w:pPr>
-      <w:r>
-        <w:rPr>
-          <w:rFonts w:ascii="Bahnschrift" w:hAnsi="Bahnschrift"/>
+          <w:rFonts w:ascii="Times New Roman" w:hAnsi="Times New Roman" w:cs="Times New Roman"/>
+          <w:color w:val="000000" w:themeColor="text1"/>
+        </w:rPr>
+      </w:pPr>
+      <w:r>
+        <w:rPr>
+          <w:rFonts w:ascii="Times New Roman" w:hAnsi="Times New Roman" w:cs="Times New Roman"/>
+          <w:color w:val="000000" w:themeColor="text1"/>
         </w:rPr>
         <w:t>-- Total Transaction Amount</w:t>
       </w:r>
@@ -206,19 +209,22 @@
       <w:pPr>
         <w:spacing w:line="240" w:lineRule="auto"/>
         <w:rPr>
-          <w:rFonts w:ascii="Bahnschrift" w:hAnsi="Bahnschrift"/>
-        </w:rPr>
-      </w:pPr>
-      <w:r>
-        <w:rPr>
-          <w:rFonts w:ascii="Bahnschrift" w:hAnsi="Bahnschrift"/>
+          <w:rFonts w:ascii="Times New Roman" w:hAnsi="Times New Roman" w:cs="Times New Roman"/>
+          <w:color w:val="000000" w:themeColor="text1"/>
+        </w:rPr>
+      </w:pPr>
+      <w:r>
+        <w:rPr>
+          <w:rFonts w:ascii="Times New Roman" w:hAnsi="Times New Roman" w:cs="Times New Roman"/>
+          <w:color w:val="000000" w:themeColor="text1"/>
         </w:rPr>
         <w:t>Total Amount = SUM(</w:t>
       </w:r>
       <w:proofErr w:type="gramStart"/>
       <w:r>
         <w:rPr>
-          <w:rFonts w:ascii="Bahnschrift" w:hAnsi="Bahnschrift"/>
+          <w:rFonts w:ascii="Times New Roman" w:hAnsi="Times New Roman" w:cs="Times New Roman"/>
+          <w:color w:val="000000" w:themeColor="text1"/>
         </w:rPr>
         <w:t>Transactions[</w:t>
       </w:r>
@@ -226,14 +232,16 @@
       <w:proofErr w:type="gramEnd"/>
       <w:r>
         <w:rPr>
-          <w:rFonts w:ascii="Bahnschrift" w:hAnsi="Bahnschrift"/>
+          <w:rFonts w:ascii="Times New Roman" w:hAnsi="Times New Roman" w:cs="Times New Roman"/>
+          <w:color w:val="000000" w:themeColor="text1"/>
         </w:rPr>
         <w:t>Amount_NPR</w:t>
       </w:r>
       <w:proofErr w:type="spellEnd"/>
       <w:r>
         <w:rPr>
-          <w:rFonts w:ascii="Bahnschrift" w:hAnsi="Bahnschrift"/>
+          <w:rFonts w:ascii="Times New Roman" w:hAnsi="Times New Roman" w:cs="Times New Roman"/>
+          <w:color w:val="000000" w:themeColor="text1"/>
         </w:rPr>
         <w:t>])</w:t>
       </w:r>
@@ -242,20 +250,23 @@
       <w:pPr>
         <w:spacing w:line="240" w:lineRule="auto"/>
         <w:rPr>
-          <w:rFonts w:ascii="Bahnschrift" w:hAnsi="Bahnschrift"/>
-        </w:rPr>
-      </w:pPr>
-    </w:p>
-    <w:p>
-      <w:pPr>
-        <w:spacing w:line="240" w:lineRule="auto"/>
-        <w:rPr>
-          <w:rFonts w:ascii="Bahnschrift" w:hAnsi="Bahnschrift"/>
-        </w:rPr>
-      </w:pPr>
-      <w:r>
-        <w:rPr>
-          <w:rFonts w:ascii="Bahnschrift" w:hAnsi="Bahnschrift"/>
+          <w:rFonts w:ascii="Times New Roman" w:hAnsi="Times New Roman" w:cs="Times New Roman"/>
+          <w:color w:val="000000" w:themeColor="text1"/>
+        </w:rPr>
+      </w:pPr>
+    </w:p>
+    <w:p>
+      <w:pPr>
+        <w:spacing w:line="240" w:lineRule="auto"/>
+        <w:rPr>
+          <w:rFonts w:ascii="Times New Roman" w:hAnsi="Times New Roman" w:cs="Times New Roman"/>
+          <w:color w:val="000000" w:themeColor="text1"/>
+        </w:rPr>
+      </w:pPr>
+      <w:r>
+        <w:rPr>
+          <w:rFonts w:ascii="Times New Roman" w:hAnsi="Times New Roman" w:cs="Times New Roman"/>
+          <w:color w:val="000000" w:themeColor="text1"/>
         </w:rPr>
         <w:t>-- Transaction Count</w:t>
       </w:r>
@@ -264,19 +275,22 @@
       <w:pPr>
         <w:spacing w:line="240" w:lineRule="auto"/>
         <w:rPr>
-          <w:rFonts w:ascii="Bahnschrift" w:hAnsi="Bahnschrift"/>
-        </w:rPr>
-      </w:pPr>
-      <w:r>
-        <w:rPr>
-          <w:rFonts w:ascii="Bahnschrift" w:hAnsi="Bahnschrift"/>
+          <w:rFonts w:ascii="Times New Roman" w:hAnsi="Times New Roman" w:cs="Times New Roman"/>
+          <w:color w:val="000000" w:themeColor="text1"/>
+        </w:rPr>
+      </w:pPr>
+      <w:r>
+        <w:rPr>
+          <w:rFonts w:ascii="Times New Roman" w:hAnsi="Times New Roman" w:cs="Times New Roman"/>
+          <w:color w:val="000000" w:themeColor="text1"/>
         </w:rPr>
         <w:t>Total Transactions = COUNT(</w:t>
       </w:r>
       <w:proofErr w:type="gramStart"/>
       <w:r>
         <w:rPr>
-          <w:rFonts w:ascii="Bahnschrift" w:hAnsi="Bahnschrift"/>
+          <w:rFonts w:ascii="Times New Roman" w:hAnsi="Times New Roman" w:cs="Times New Roman"/>
+          <w:color w:val="000000" w:themeColor="text1"/>
         </w:rPr>
         <w:t>Transactions[</w:t>
       </w:r>
@@ -284,14 +298,16 @@
       <w:proofErr w:type="gramEnd"/>
       <w:r>
         <w:rPr>
-          <w:rFonts w:ascii="Bahnschrift" w:hAnsi="Bahnschrift"/>
+          <w:rFonts w:ascii="Times New Roman" w:hAnsi="Times New Roman" w:cs="Times New Roman"/>
+          <w:color w:val="000000" w:themeColor="text1"/>
         </w:rPr>
         <w:t>TransactionID</w:t>
       </w:r>
       <w:proofErr w:type="spellEnd"/>
       <w:r>
         <w:rPr>
-          <w:rFonts w:ascii="Bahnschrift" w:hAnsi="Bahnschrift"/>
+          <w:rFonts w:ascii="Times New Roman" w:hAnsi="Times New Roman" w:cs="Times New Roman"/>
+          <w:color w:val="000000" w:themeColor="text1"/>
         </w:rPr>
         <w:t>])</w:t>
       </w:r>
@@ -300,20 +316,23 @@
       <w:pPr>
         <w:spacing w:line="240" w:lineRule="auto"/>
         <w:rPr>
-          <w:rFonts w:ascii="Bahnschrift" w:hAnsi="Bahnschrift"/>
-        </w:rPr>
-      </w:pPr>
-    </w:p>
-    <w:p>
-      <w:pPr>
-        <w:spacing w:line="240" w:lineRule="auto"/>
-        <w:rPr>
-          <w:rFonts w:ascii="Bahnschrift" w:hAnsi="Bahnschrift"/>
-        </w:rPr>
-      </w:pPr>
-      <w:r>
-        <w:rPr>
-          <w:rFonts w:ascii="Bahnschrift" w:hAnsi="Bahnschrift"/>
+          <w:rFonts w:ascii="Times New Roman" w:hAnsi="Times New Roman" w:cs="Times New Roman"/>
+          <w:color w:val="000000" w:themeColor="text1"/>
+        </w:rPr>
+      </w:pPr>
+    </w:p>
+    <w:p>
+      <w:pPr>
+        <w:spacing w:line="240" w:lineRule="auto"/>
+        <w:rPr>
+          <w:rFonts w:ascii="Times New Roman" w:hAnsi="Times New Roman" w:cs="Times New Roman"/>
+          <w:color w:val="000000" w:themeColor="text1"/>
+        </w:rPr>
+      </w:pPr>
+      <w:r>
+        <w:rPr>
+          <w:rFonts w:ascii="Times New Roman" w:hAnsi="Times New Roman" w:cs="Times New Roman"/>
+          <w:color w:val="000000" w:themeColor="text1"/>
         </w:rPr>
         <w:t>-- Average Transaction Value</w:t>
       </w:r>
@@ -322,12 +341,14 @@
       <w:pPr>
         <w:spacing w:line="240" w:lineRule="auto"/>
         <w:rPr>
-          <w:rFonts w:ascii="Bahnschrift" w:hAnsi="Bahnschrift"/>
-        </w:rPr>
-      </w:pPr>
-      <w:r>
-        <w:rPr>
-          <w:rFonts w:ascii="Bahnschrift" w:hAnsi="Bahnschrift"/>
+          <w:rFonts w:ascii="Times New Roman" w:hAnsi="Times New Roman" w:cs="Times New Roman"/>
+          <w:color w:val="000000" w:themeColor="text1"/>
+        </w:rPr>
+      </w:pPr>
+      <w:r>
+        <w:rPr>
+          <w:rFonts w:ascii="Times New Roman" w:hAnsi="Times New Roman" w:cs="Times New Roman"/>
+          <w:color w:val="000000" w:themeColor="text1"/>
         </w:rPr>
         <w:lastRenderedPageBreak/>
         <w:t>Avg Transaction = AVERAGE(</w:t>
@@ -335,7 +356,8 @@
       <w:proofErr w:type="gramStart"/>
       <w:r>
         <w:rPr>
-          <w:rFonts w:ascii="Bahnschrift" w:hAnsi="Bahnschrift"/>
+          <w:rFonts w:ascii="Times New Roman" w:hAnsi="Times New Roman" w:cs="Times New Roman"/>
+          <w:color w:val="000000" w:themeColor="text1"/>
         </w:rPr>
         <w:t>Transactions[</w:t>
       </w:r>
@@ -343,14 +365,16 @@
       <w:proofErr w:type="gramEnd"/>
       <w:r>
         <w:rPr>
-          <w:rFonts w:ascii="Bahnschrift" w:hAnsi="Bahnschrift"/>
+          <w:rFonts w:ascii="Times New Roman" w:hAnsi="Times New Roman" w:cs="Times New Roman"/>
+          <w:color w:val="000000" w:themeColor="text1"/>
         </w:rPr>
         <w:t>Amount_NPR</w:t>
       </w:r>
       <w:proofErr w:type="spellEnd"/>
       <w:r>
         <w:rPr>
-          <w:rFonts w:ascii="Bahnschrift" w:hAnsi="Bahnschrift"/>
+          <w:rFonts w:ascii="Times New Roman" w:hAnsi="Times New Roman" w:cs="Times New Roman"/>
+          <w:color w:val="000000" w:themeColor="text1"/>
         </w:rPr>
         <w:t>])</w:t>
       </w:r>
@@ -359,20 +383,23 @@
       <w:pPr>
         <w:spacing w:line="240" w:lineRule="auto"/>
         <w:rPr>
-          <w:rFonts w:ascii="Bahnschrift" w:hAnsi="Bahnschrift"/>
-        </w:rPr>
-      </w:pPr>
-    </w:p>
-    <w:p>
-      <w:pPr>
-        <w:spacing w:line="240" w:lineRule="auto"/>
-        <w:rPr>
-          <w:rFonts w:ascii="Bahnschrift" w:hAnsi="Bahnschrift"/>
-        </w:rPr>
-      </w:pPr>
-      <w:r>
-        <w:rPr>
-          <w:rFonts w:ascii="Bahnschrift" w:hAnsi="Bahnschrift"/>
+          <w:rFonts w:ascii="Times New Roman" w:hAnsi="Times New Roman" w:cs="Times New Roman"/>
+          <w:color w:val="000000" w:themeColor="text1"/>
+        </w:rPr>
+      </w:pPr>
+    </w:p>
+    <w:p>
+      <w:pPr>
+        <w:spacing w:line="240" w:lineRule="auto"/>
+        <w:rPr>
+          <w:rFonts w:ascii="Times New Roman" w:hAnsi="Times New Roman" w:cs="Times New Roman"/>
+          <w:color w:val="000000" w:themeColor="text1"/>
+        </w:rPr>
+      </w:pPr>
+      <w:r>
+        <w:rPr>
+          <w:rFonts w:ascii="Times New Roman" w:hAnsi="Times New Roman" w:cs="Times New Roman"/>
+          <w:color w:val="000000" w:themeColor="text1"/>
         </w:rPr>
         <w:t>-- Total Deposits Only</w:t>
       </w:r>
@@ -381,12 +408,14 @@
       <w:pPr>
         <w:spacing w:line="240" w:lineRule="auto"/>
         <w:rPr>
-          <w:rFonts w:ascii="Bahnschrift" w:hAnsi="Bahnschrift"/>
-        </w:rPr>
-      </w:pPr>
-      <w:r>
-        <w:rPr>
-          <w:rFonts w:ascii="Bahnschrift" w:hAnsi="Bahnschrift"/>
+          <w:rFonts w:ascii="Times New Roman" w:hAnsi="Times New Roman" w:cs="Times New Roman"/>
+          <w:color w:val="000000" w:themeColor="text1"/>
+        </w:rPr>
+      </w:pPr>
+      <w:r>
+        <w:rPr>
+          <w:rFonts w:ascii="Times New Roman" w:hAnsi="Times New Roman" w:cs="Times New Roman"/>
+          <w:color w:val="000000" w:themeColor="text1"/>
         </w:rPr>
         <w:t>Total Deposits =</w:t>
       </w:r>
@@ -395,19 +424,22 @@
       <w:pPr>
         <w:spacing w:line="240" w:lineRule="auto"/>
         <w:rPr>
-          <w:rFonts w:ascii="Bahnschrift" w:hAnsi="Bahnschrift"/>
-        </w:rPr>
-      </w:pPr>
-      <w:r>
-        <w:rPr>
-          <w:rFonts w:ascii="Bahnschrift" w:hAnsi="Bahnschrift"/>
+          <w:rFonts w:ascii="Times New Roman" w:hAnsi="Times New Roman" w:cs="Times New Roman"/>
+          <w:color w:val="000000" w:themeColor="text1"/>
+        </w:rPr>
+      </w:pPr>
+      <w:r>
+        <w:rPr>
+          <w:rFonts w:ascii="Times New Roman" w:hAnsi="Times New Roman" w:cs="Times New Roman"/>
+          <w:color w:val="000000" w:themeColor="text1"/>
         </w:rPr>
         <w:t>CALCULATE(SUM(</w:t>
       </w:r>
       <w:proofErr w:type="gramStart"/>
       <w:r>
         <w:rPr>
-          <w:rFonts w:ascii="Bahnschrift" w:hAnsi="Bahnschrift"/>
+          <w:rFonts w:ascii="Times New Roman" w:hAnsi="Times New Roman" w:cs="Times New Roman"/>
+          <w:color w:val="000000" w:themeColor="text1"/>
         </w:rPr>
         <w:t>Transactions[</w:t>
       </w:r>
@@ -415,14 +447,16 @@
       <w:proofErr w:type="gramEnd"/>
       <w:r>
         <w:rPr>
-          <w:rFonts w:ascii="Bahnschrift" w:hAnsi="Bahnschrift"/>
+          <w:rFonts w:ascii="Times New Roman" w:hAnsi="Times New Roman" w:cs="Times New Roman"/>
+          <w:color w:val="000000" w:themeColor="text1"/>
         </w:rPr>
         <w:t>Amount_NPR</w:t>
       </w:r>
       <w:proofErr w:type="spellEnd"/>
       <w:r>
         <w:rPr>
-          <w:rFonts w:ascii="Bahnschrift" w:hAnsi="Bahnschrift"/>
+          <w:rFonts w:ascii="Times New Roman" w:hAnsi="Times New Roman" w:cs="Times New Roman"/>
+          <w:color w:val="000000" w:themeColor="text1"/>
         </w:rPr>
         <w:t>]),</w:t>
       </w:r>
@@ -431,13 +465,15 @@
       <w:pPr>
         <w:spacing w:line="240" w:lineRule="auto"/>
         <w:rPr>
-          <w:rFonts w:ascii="Bahnschrift" w:hAnsi="Bahnschrift"/>
+          <w:rFonts w:ascii="Times New Roman" w:hAnsi="Times New Roman" w:cs="Times New Roman"/>
+          <w:color w:val="000000" w:themeColor="text1"/>
         </w:rPr>
       </w:pPr>
       <w:proofErr w:type="gramStart"/>
       <w:r>
         <w:rPr>
-          <w:rFonts w:ascii="Bahnschrift" w:hAnsi="Bahnschrift"/>
+          <w:rFonts w:ascii="Times New Roman" w:hAnsi="Times New Roman" w:cs="Times New Roman"/>
+          <w:color w:val="000000" w:themeColor="text1"/>
         </w:rPr>
         <w:t>Transactions[</w:t>
       </w:r>
@@ -445,14 +481,16 @@
       <w:proofErr w:type="gramEnd"/>
       <w:r>
         <w:rPr>
-          <w:rFonts w:ascii="Bahnschrift" w:hAnsi="Bahnschrift"/>
+          <w:rFonts w:ascii="Times New Roman" w:hAnsi="Times New Roman" w:cs="Times New Roman"/>
+          <w:color w:val="000000" w:themeColor="text1"/>
         </w:rPr>
         <w:t>TransactionType</w:t>
       </w:r>
       <w:proofErr w:type="spellEnd"/>
       <w:r>
         <w:rPr>
-          <w:rFonts w:ascii="Bahnschrift" w:hAnsi="Bahnschrift"/>
+          <w:rFonts w:ascii="Times New Roman" w:hAnsi="Times New Roman" w:cs="Times New Roman"/>
+          <w:color w:val="000000" w:themeColor="text1"/>
         </w:rPr>
         <w:t>] = "Deposit")</w:t>
       </w:r>
@@ -461,20 +499,23 @@
       <w:pPr>
         <w:spacing w:line="240" w:lineRule="auto"/>
         <w:rPr>
-          <w:rFonts w:ascii="Bahnschrift" w:hAnsi="Bahnschrift"/>
-        </w:rPr>
-      </w:pPr>
-    </w:p>
-    <w:p>
-      <w:pPr>
-        <w:spacing w:line="240" w:lineRule="auto"/>
-        <w:rPr>
-          <w:rFonts w:ascii="Bahnschrift" w:hAnsi="Bahnschrift"/>
-        </w:rPr>
-      </w:pPr>
-      <w:r>
-        <w:rPr>
-          <w:rFonts w:ascii="Bahnschrift" w:hAnsi="Bahnschrift"/>
+          <w:rFonts w:ascii="Times New Roman" w:hAnsi="Times New Roman" w:cs="Times New Roman"/>
+          <w:color w:val="000000" w:themeColor="text1"/>
+        </w:rPr>
+      </w:pPr>
+    </w:p>
+    <w:p>
+      <w:pPr>
+        <w:spacing w:line="240" w:lineRule="auto"/>
+        <w:rPr>
+          <w:rFonts w:ascii="Times New Roman" w:hAnsi="Times New Roman" w:cs="Times New Roman"/>
+          <w:color w:val="000000" w:themeColor="text1"/>
+        </w:rPr>
+      </w:pPr>
+      <w:r>
+        <w:rPr>
+          <w:rFonts w:ascii="Times New Roman" w:hAnsi="Times New Roman" w:cs="Times New Roman"/>
+          <w:color w:val="000000" w:themeColor="text1"/>
         </w:rPr>
         <w:t>-- Total Withdrawals Only</w:t>
       </w:r>
@@ -483,12 +524,14 @@
       <w:pPr>
         <w:spacing w:line="240" w:lineRule="auto"/>
         <w:rPr>
-          <w:rFonts w:ascii="Bahnschrift" w:hAnsi="Bahnschrift"/>
-        </w:rPr>
-      </w:pPr>
-      <w:r>
-        <w:rPr>
-          <w:rFonts w:ascii="Bahnschrift" w:hAnsi="Bahnschrift"/>
+          <w:rFonts w:ascii="Times New Roman" w:hAnsi="Times New Roman" w:cs="Times New Roman"/>
+          <w:color w:val="000000" w:themeColor="text1"/>
+        </w:rPr>
+      </w:pPr>
+      <w:r>
+        <w:rPr>
+          <w:rFonts w:ascii="Times New Roman" w:hAnsi="Times New Roman" w:cs="Times New Roman"/>
+          <w:color w:val="000000" w:themeColor="text1"/>
         </w:rPr>
         <w:t>Total Withdrawals =</w:t>
       </w:r>
@@ -497,19 +540,22 @@
       <w:pPr>
         <w:spacing w:line="240" w:lineRule="auto"/>
         <w:rPr>
-          <w:rFonts w:ascii="Bahnschrift" w:hAnsi="Bahnschrift"/>
-        </w:rPr>
-      </w:pPr>
-      <w:r>
-        <w:rPr>
-          <w:rFonts w:ascii="Bahnschrift" w:hAnsi="Bahnschrift"/>
+          <w:rFonts w:ascii="Times New Roman" w:hAnsi="Times New Roman" w:cs="Times New Roman"/>
+          <w:color w:val="000000" w:themeColor="text1"/>
+        </w:rPr>
+      </w:pPr>
+      <w:r>
+        <w:rPr>
+          <w:rFonts w:ascii="Times New Roman" w:hAnsi="Times New Roman" w:cs="Times New Roman"/>
+          <w:color w:val="000000" w:themeColor="text1"/>
         </w:rPr>
         <w:t>CALCULATE(SUM(</w:t>
       </w:r>
       <w:proofErr w:type="gramStart"/>
       <w:r>
         <w:rPr>
-          <w:rFonts w:ascii="Bahnschrift" w:hAnsi="Bahnschrift"/>
+          <w:rFonts w:ascii="Times New Roman" w:hAnsi="Times New Roman" w:cs="Times New Roman"/>
+          <w:color w:val="000000" w:themeColor="text1"/>
         </w:rPr>
         <w:t>Transactions[</w:t>
       </w:r>
@@ -517,14 +563,16 @@
       <w:proofErr w:type="gramEnd"/>
       <w:r>
         <w:rPr>
-          <w:rFonts w:ascii="Bahnschrift" w:hAnsi="Bahnschrift"/>
+          <w:rFonts w:ascii="Times New Roman" w:hAnsi="Times New Roman" w:cs="Times New Roman"/>
+          <w:color w:val="000000" w:themeColor="text1"/>
         </w:rPr>
         <w:t>Amount_NPR</w:t>
       </w:r>
       <w:proofErr w:type="spellEnd"/>
       <w:r>
         <w:rPr>
-          <w:rFonts w:ascii="Bahnschrift" w:hAnsi="Bahnschrift"/>
+          <w:rFonts w:ascii="Times New Roman" w:hAnsi="Times New Roman" w:cs="Times New Roman"/>
+          <w:color w:val="000000" w:themeColor="text1"/>
         </w:rPr>
         <w:t>]),</w:t>
       </w:r>
@@ -533,13 +581,15 @@
       <w:pPr>
         <w:spacing w:line="240" w:lineRule="auto"/>
         <w:rPr>
-          <w:rFonts w:ascii="Bahnschrift" w:hAnsi="Bahnschrift"/>
+          <w:rFonts w:ascii="Times New Roman" w:hAnsi="Times New Roman" w:cs="Times New Roman"/>
+          <w:color w:val="000000" w:themeColor="text1"/>
         </w:rPr>
       </w:pPr>
       <w:proofErr w:type="gramStart"/>
       <w:r>
         <w:rPr>
-          <w:rFonts w:ascii="Bahnschrift" w:hAnsi="Bahnschrift"/>
+          <w:rFonts w:ascii="Times New Roman" w:hAnsi="Times New Roman" w:cs="Times New Roman"/>
+          <w:color w:val="000000" w:themeColor="text1"/>
         </w:rPr>
         <w:t>Transactions[</w:t>
       </w:r>
@@ -547,14 +597,16 @@
       <w:proofErr w:type="gramEnd"/>
       <w:r>
         <w:rPr>
-          <w:rFonts w:ascii="Bahnschrift" w:hAnsi="Bahnschrift"/>
+          <w:rFonts w:ascii="Times New Roman" w:hAnsi="Times New Roman" w:cs="Times New Roman"/>
+          <w:color w:val="000000" w:themeColor="text1"/>
         </w:rPr>
         <w:t>TransactionType</w:t>
       </w:r>
       <w:proofErr w:type="spellEnd"/>
       <w:r>
         <w:rPr>
-          <w:rFonts w:ascii="Bahnschrift" w:hAnsi="Bahnschrift"/>
+          <w:rFonts w:ascii="Times New Roman" w:hAnsi="Times New Roman" w:cs="Times New Roman"/>
+          <w:color w:val="000000" w:themeColor="text1"/>
         </w:rPr>
         <w:t>] = "Withdrawal")</w:t>
       </w:r>
@@ -563,20 +615,23 @@
       <w:pPr>
         <w:spacing w:line="240" w:lineRule="auto"/>
         <w:rPr>
-          <w:rFonts w:ascii="Bahnschrift" w:hAnsi="Bahnschrift"/>
-        </w:rPr>
-      </w:pPr>
-    </w:p>
-    <w:p>
-      <w:pPr>
-        <w:spacing w:line="240" w:lineRule="auto"/>
-        <w:rPr>
-          <w:rFonts w:ascii="Bahnschrift" w:hAnsi="Bahnschrift"/>
-        </w:rPr>
-      </w:pPr>
-      <w:r>
-        <w:rPr>
-          <w:rFonts w:ascii="Bahnschrift" w:hAnsi="Bahnschrift"/>
+          <w:rFonts w:ascii="Times New Roman" w:hAnsi="Times New Roman" w:cs="Times New Roman"/>
+          <w:color w:val="000000" w:themeColor="text1"/>
+        </w:rPr>
+      </w:pPr>
+    </w:p>
+    <w:p>
+      <w:pPr>
+        <w:spacing w:line="240" w:lineRule="auto"/>
+        <w:rPr>
+          <w:rFonts w:ascii="Times New Roman" w:hAnsi="Times New Roman" w:cs="Times New Roman"/>
+          <w:color w:val="000000" w:themeColor="text1"/>
+        </w:rPr>
+      </w:pPr>
+      <w:r>
+        <w:rPr>
+          <w:rFonts w:ascii="Times New Roman" w:hAnsi="Times New Roman" w:cs="Times New Roman"/>
+          <w:color w:val="000000" w:themeColor="text1"/>
         </w:rPr>
         <w:t>-- Completed Transaction Rate (%)</w:t>
       </w:r>
@@ -585,12 +640,14 @@
       <w:pPr>
         <w:spacing w:line="240" w:lineRule="auto"/>
         <w:rPr>
-          <w:rFonts w:ascii="Bahnschrift" w:hAnsi="Bahnschrift"/>
-        </w:rPr>
-      </w:pPr>
-      <w:r>
-        <w:rPr>
-          <w:rFonts w:ascii="Bahnschrift" w:hAnsi="Bahnschrift"/>
+          <w:rFonts w:ascii="Times New Roman" w:hAnsi="Times New Roman" w:cs="Times New Roman"/>
+          <w:color w:val="000000" w:themeColor="text1"/>
+        </w:rPr>
+      </w:pPr>
+      <w:r>
+        <w:rPr>
+          <w:rFonts w:ascii="Times New Roman" w:hAnsi="Times New Roman" w:cs="Times New Roman"/>
+          <w:color w:val="000000" w:themeColor="text1"/>
         </w:rPr>
         <w:t>Completion Rate =</w:t>
       </w:r>
@@ -599,13 +656,15 @@
       <w:pPr>
         <w:spacing w:line="240" w:lineRule="auto"/>
         <w:rPr>
-          <w:rFonts w:ascii="Bahnschrift" w:hAnsi="Bahnschrift"/>
+          <w:rFonts w:ascii="Times New Roman" w:hAnsi="Times New Roman" w:cs="Times New Roman"/>
+          <w:color w:val="000000" w:themeColor="text1"/>
         </w:rPr>
       </w:pPr>
       <w:proofErr w:type="gramStart"/>
       <w:r>
         <w:rPr>
-          <w:rFonts w:ascii="Bahnschrift" w:hAnsi="Bahnschrift"/>
+          <w:rFonts w:ascii="Times New Roman" w:hAnsi="Times New Roman" w:cs="Times New Roman"/>
+          <w:color w:val="000000" w:themeColor="text1"/>
         </w:rPr>
         <w:t>DIVIDE(</w:t>
       </w:r>
@@ -615,19 +674,22 @@
       <w:pPr>
         <w:spacing w:line="240" w:lineRule="auto"/>
         <w:rPr>
-          <w:rFonts w:ascii="Bahnschrift" w:hAnsi="Bahnschrift"/>
-        </w:rPr>
-      </w:pPr>
-      <w:r>
-        <w:rPr>
-          <w:rFonts w:ascii="Bahnschrift" w:hAnsi="Bahnschrift"/>
+          <w:rFonts w:ascii="Times New Roman" w:hAnsi="Times New Roman" w:cs="Times New Roman"/>
+          <w:color w:val="000000" w:themeColor="text1"/>
+        </w:rPr>
+      </w:pPr>
+      <w:r>
+        <w:rPr>
+          <w:rFonts w:ascii="Times New Roman" w:hAnsi="Times New Roman" w:cs="Times New Roman"/>
+          <w:color w:val="000000" w:themeColor="text1"/>
         </w:rPr>
         <w:t>CALCULATE(COUNT(</w:t>
       </w:r>
       <w:proofErr w:type="gramStart"/>
       <w:r>
         <w:rPr>
-          <w:rFonts w:ascii="Bahnschrift" w:hAnsi="Bahnschrift"/>
+          <w:rFonts w:ascii="Times New Roman" w:hAnsi="Times New Roman" w:cs="Times New Roman"/>
+          <w:color w:val="000000" w:themeColor="text1"/>
         </w:rPr>
         <w:t>Transactions[</w:t>
       </w:r>
@@ -635,14 +697,16 @@
       <w:proofErr w:type="gramEnd"/>
       <w:r>
         <w:rPr>
-          <w:rFonts w:ascii="Bahnschrift" w:hAnsi="Bahnschrift"/>
+          <w:rFonts w:ascii="Times New Roman" w:hAnsi="Times New Roman" w:cs="Times New Roman"/>
+          <w:color w:val="000000" w:themeColor="text1"/>
         </w:rPr>
         <w:t>TransactionID</w:t>
       </w:r>
       <w:proofErr w:type="spellEnd"/>
       <w:r>
         <w:rPr>
-          <w:rFonts w:ascii="Bahnschrift" w:hAnsi="Bahnschrift"/>
+          <w:rFonts w:ascii="Times New Roman" w:hAnsi="Times New Roman" w:cs="Times New Roman"/>
+          <w:color w:val="000000" w:themeColor="text1"/>
         </w:rPr>
         <w:t>]),</w:t>
       </w:r>
@@ -651,20 +715,23 @@
       <w:pPr>
         <w:spacing w:line="240" w:lineRule="auto"/>
         <w:rPr>
-          <w:rFonts w:ascii="Bahnschrift" w:hAnsi="Bahnschrift"/>
+          <w:rFonts w:ascii="Times New Roman" w:hAnsi="Times New Roman" w:cs="Times New Roman"/>
+          <w:color w:val="000000" w:themeColor="text1"/>
         </w:rPr>
       </w:pPr>
       <w:proofErr w:type="gramStart"/>
       <w:r>
         <w:rPr>
-          <w:rFonts w:ascii="Bahnschrift" w:hAnsi="Bahnschrift"/>
+          <w:rFonts w:ascii="Times New Roman" w:hAnsi="Times New Roman" w:cs="Times New Roman"/>
+          <w:color w:val="000000" w:themeColor="text1"/>
         </w:rPr>
         <w:t>Transactions[</w:t>
       </w:r>
       <w:proofErr w:type="gramEnd"/>
       <w:r>
         <w:rPr>
-          <w:rFonts w:ascii="Bahnschrift" w:hAnsi="Bahnschrift"/>
+          <w:rFonts w:ascii="Times New Roman" w:hAnsi="Times New Roman" w:cs="Times New Roman"/>
+          <w:color w:val="000000" w:themeColor="text1"/>
         </w:rPr>
         <w:t>Status] = "Completed"),</w:t>
       </w:r>
@@ -673,19 +740,22 @@
       <w:pPr>
         <w:spacing w:line="240" w:lineRule="auto"/>
         <w:rPr>
-          <w:rFonts w:ascii="Bahnschrift" w:hAnsi="Bahnschrift"/>
-        </w:rPr>
-      </w:pPr>
-      <w:r>
-        <w:rPr>
-          <w:rFonts w:ascii="Bahnschrift" w:hAnsi="Bahnschrift"/>
+          <w:rFonts w:ascii="Times New Roman" w:hAnsi="Times New Roman" w:cs="Times New Roman"/>
+          <w:color w:val="000000" w:themeColor="text1"/>
+        </w:rPr>
+      </w:pPr>
+      <w:r>
+        <w:rPr>
+          <w:rFonts w:ascii="Times New Roman" w:hAnsi="Times New Roman" w:cs="Times New Roman"/>
+          <w:color w:val="000000" w:themeColor="text1"/>
         </w:rPr>
         <w:t>COUNT(</w:t>
       </w:r>
       <w:proofErr w:type="gramStart"/>
       <w:r>
         <w:rPr>
-          <w:rFonts w:ascii="Bahnschrift" w:hAnsi="Bahnschrift"/>
+          <w:rFonts w:ascii="Times New Roman" w:hAnsi="Times New Roman" w:cs="Times New Roman"/>
+          <w:color w:val="000000" w:themeColor="text1"/>
         </w:rPr>
         <w:t>Transactions[</w:t>
       </w:r>
@@ -693,14 +763,16 @@
       <w:proofErr w:type="gramEnd"/>
       <w:r>
         <w:rPr>
-          <w:rFonts w:ascii="Bahnschrift" w:hAnsi="Bahnschrift"/>
+          <w:rFonts w:ascii="Times New Roman" w:hAnsi="Times New Roman" w:cs="Times New Roman"/>
+          <w:color w:val="000000" w:themeColor="text1"/>
         </w:rPr>
         <w:t>TransactionID</w:t>
       </w:r>
       <w:proofErr w:type="spellEnd"/>
       <w:r>
         <w:rPr>
-          <w:rFonts w:ascii="Bahnschrift" w:hAnsi="Bahnschrift"/>
+          <w:rFonts w:ascii="Times New Roman" w:hAnsi="Times New Roman" w:cs="Times New Roman"/>
+          <w:color w:val="000000" w:themeColor="text1"/>
         </w:rPr>
         <w:t>])</w:t>
       </w:r>
@@ -709,12 +781,14 @@
       <w:pPr>
         <w:spacing w:line="240" w:lineRule="auto"/>
         <w:rPr>
-          <w:rFonts w:ascii="Bahnschrift" w:hAnsi="Bahnschrift"/>
-        </w:rPr>
-      </w:pPr>
-      <w:r>
-        <w:rPr>
-          <w:rFonts w:ascii="Bahnschrift" w:hAnsi="Bahnschrift"/>
+          <w:rFonts w:ascii="Times New Roman" w:hAnsi="Times New Roman" w:cs="Times New Roman"/>
+          <w:color w:val="000000" w:themeColor="text1"/>
+        </w:rPr>
+      </w:pPr>
+      <w:r>
+        <w:rPr>
+          <w:rFonts w:ascii="Times New Roman" w:hAnsi="Times New Roman" w:cs="Times New Roman"/>
+          <w:color w:val="000000" w:themeColor="text1"/>
         </w:rPr>
         <w:t>) * 100</w:t>
       </w:r>
@@ -723,20 +797,23 @@
       <w:pPr>
         <w:spacing w:line="240" w:lineRule="auto"/>
         <w:rPr>
-          <w:rFonts w:ascii="Bahnschrift" w:hAnsi="Bahnschrift"/>
-        </w:rPr>
-      </w:pPr>
-    </w:p>
-    <w:p>
-      <w:pPr>
-        <w:spacing w:line="240" w:lineRule="auto"/>
-        <w:rPr>
-          <w:rFonts w:ascii="Bahnschrift" w:hAnsi="Bahnschrift"/>
-        </w:rPr>
-      </w:pPr>
-      <w:r>
-        <w:rPr>
-          <w:rFonts w:ascii="Bahnschrift" w:hAnsi="Bahnschrift"/>
+          <w:rFonts w:ascii="Times New Roman" w:hAnsi="Times New Roman" w:cs="Times New Roman"/>
+          <w:color w:val="000000" w:themeColor="text1"/>
+        </w:rPr>
+      </w:pPr>
+    </w:p>
+    <w:p>
+      <w:pPr>
+        <w:spacing w:line="240" w:lineRule="auto"/>
+        <w:rPr>
+          <w:rFonts w:ascii="Times New Roman" w:hAnsi="Times New Roman" w:cs="Times New Roman"/>
+          <w:color w:val="000000" w:themeColor="text1"/>
+        </w:rPr>
+      </w:pPr>
+      <w:r>
+        <w:rPr>
+          <w:rFonts w:ascii="Times New Roman" w:hAnsi="Times New Roman" w:cs="Times New Roman"/>
+          <w:color w:val="000000" w:themeColor="text1"/>
         </w:rPr>
         <w:t>-- Total Loan Amount Disbursed</w:t>
       </w:r>
@@ -745,19 +822,22 @@
       <w:pPr>
         <w:spacing w:line="240" w:lineRule="auto"/>
         <w:rPr>
-          <w:rFonts w:ascii="Bahnschrift" w:hAnsi="Bahnschrift"/>
-        </w:rPr>
-      </w:pPr>
-      <w:r>
-        <w:rPr>
-          <w:rFonts w:ascii="Bahnschrift" w:hAnsi="Bahnschrift"/>
+          <w:rFonts w:ascii="Times New Roman" w:hAnsi="Times New Roman" w:cs="Times New Roman"/>
+          <w:color w:val="000000" w:themeColor="text1"/>
+        </w:rPr>
+      </w:pPr>
+      <w:r>
+        <w:rPr>
+          <w:rFonts w:ascii="Times New Roman" w:hAnsi="Times New Roman" w:cs="Times New Roman"/>
+          <w:color w:val="000000" w:themeColor="text1"/>
         </w:rPr>
         <w:t>Total Loans = SUM(</w:t>
       </w:r>
       <w:proofErr w:type="gramStart"/>
       <w:r>
         <w:rPr>
-          <w:rFonts w:ascii="Bahnschrift" w:hAnsi="Bahnschrift"/>
+          <w:rFonts w:ascii="Times New Roman" w:hAnsi="Times New Roman" w:cs="Times New Roman"/>
+          <w:color w:val="000000" w:themeColor="text1"/>
         </w:rPr>
         <w:t>Loans[</w:t>
       </w:r>
@@ -765,14 +845,16 @@
       <w:proofErr w:type="gramEnd"/>
       <w:r>
         <w:rPr>
-          <w:rFonts w:ascii="Bahnschrift" w:hAnsi="Bahnschrift"/>
+          <w:rFonts w:ascii="Times New Roman" w:hAnsi="Times New Roman" w:cs="Times New Roman"/>
+          <w:color w:val="000000" w:themeColor="text1"/>
         </w:rPr>
         <w:t>LoanAmount_NPR</w:t>
       </w:r>
       <w:proofErr w:type="spellEnd"/>
       <w:r>
         <w:rPr>
-          <w:rFonts w:ascii="Bahnschrift" w:hAnsi="Bahnschrift"/>
+          <w:rFonts w:ascii="Times New Roman" w:hAnsi="Times New Roman" w:cs="Times New Roman"/>
+          <w:color w:val="000000" w:themeColor="text1"/>
         </w:rPr>
         <w:t>])</w:t>
       </w:r>
@@ -781,20 +863,23 @@
       <w:pPr>
         <w:spacing w:line="240" w:lineRule="auto"/>
         <w:rPr>
-          <w:rFonts w:ascii="Bahnschrift" w:hAnsi="Bahnschrift"/>
-        </w:rPr>
-      </w:pPr>
-    </w:p>
-    <w:p>
-      <w:pPr>
-        <w:spacing w:line="240" w:lineRule="auto"/>
-        <w:rPr>
-          <w:rFonts w:ascii="Bahnschrift" w:hAnsi="Bahnschrift"/>
-        </w:rPr>
-      </w:pPr>
-      <w:r>
-        <w:rPr>
-          <w:rFonts w:ascii="Bahnschrift" w:hAnsi="Bahnschrift"/>
+          <w:rFonts w:ascii="Times New Roman" w:hAnsi="Times New Roman" w:cs="Times New Roman"/>
+          <w:color w:val="000000" w:themeColor="text1"/>
+        </w:rPr>
+      </w:pPr>
+    </w:p>
+    <w:p>
+      <w:pPr>
+        <w:spacing w:line="240" w:lineRule="auto"/>
+        <w:rPr>
+          <w:rFonts w:ascii="Times New Roman" w:hAnsi="Times New Roman" w:cs="Times New Roman"/>
+          <w:color w:val="000000" w:themeColor="text1"/>
+        </w:rPr>
+      </w:pPr>
+      <w:r>
+        <w:rPr>
+          <w:rFonts w:ascii="Times New Roman" w:hAnsi="Times New Roman" w:cs="Times New Roman"/>
+          <w:color w:val="000000" w:themeColor="text1"/>
         </w:rPr>
         <w:t>-- Active Loan Count</w:t>
       </w:r>
@@ -803,12 +888,14 @@
       <w:pPr>
         <w:spacing w:line="240" w:lineRule="auto"/>
         <w:rPr>
-          <w:rFonts w:ascii="Bahnschrift" w:hAnsi="Bahnschrift"/>
-        </w:rPr>
-      </w:pPr>
-      <w:r>
-        <w:rPr>
-          <w:rFonts w:ascii="Bahnschrift" w:hAnsi="Bahnschrift"/>
+          <w:rFonts w:ascii="Times New Roman" w:hAnsi="Times New Roman" w:cs="Times New Roman"/>
+          <w:color w:val="000000" w:themeColor="text1"/>
+        </w:rPr>
+      </w:pPr>
+      <w:r>
+        <w:rPr>
+          <w:rFonts w:ascii="Times New Roman" w:hAnsi="Times New Roman" w:cs="Times New Roman"/>
+          <w:color w:val="000000" w:themeColor="text1"/>
         </w:rPr>
         <w:t>Active Loans =</w:t>
       </w:r>
@@ -817,19 +904,22 @@
       <w:pPr>
         <w:spacing w:line="240" w:lineRule="auto"/>
         <w:rPr>
-          <w:rFonts w:ascii="Bahnschrift" w:hAnsi="Bahnschrift"/>
-        </w:rPr>
-      </w:pPr>
-      <w:r>
-        <w:rPr>
-          <w:rFonts w:ascii="Bahnschrift" w:hAnsi="Bahnschrift"/>
+          <w:rFonts w:ascii="Times New Roman" w:hAnsi="Times New Roman" w:cs="Times New Roman"/>
+          <w:color w:val="000000" w:themeColor="text1"/>
+        </w:rPr>
+      </w:pPr>
+      <w:r>
+        <w:rPr>
+          <w:rFonts w:ascii="Times New Roman" w:hAnsi="Times New Roman" w:cs="Times New Roman"/>
+          <w:color w:val="000000" w:themeColor="text1"/>
         </w:rPr>
         <w:t>CALCULATE(COUNT(</w:t>
       </w:r>
       <w:proofErr w:type="gramStart"/>
       <w:r>
         <w:rPr>
-          <w:rFonts w:ascii="Bahnschrift" w:hAnsi="Bahnschrift"/>
+          <w:rFonts w:ascii="Times New Roman" w:hAnsi="Times New Roman" w:cs="Times New Roman"/>
+          <w:color w:val="000000" w:themeColor="text1"/>
         </w:rPr>
         <w:t>Loans[</w:t>
       </w:r>
@@ -837,14 +927,16 @@
       <w:proofErr w:type="gramEnd"/>
       <w:r>
         <w:rPr>
-          <w:rFonts w:ascii="Bahnschrift" w:hAnsi="Bahnschrift"/>
+          <w:rFonts w:ascii="Times New Roman" w:hAnsi="Times New Roman" w:cs="Times New Roman"/>
+          <w:color w:val="000000" w:themeColor="text1"/>
         </w:rPr>
         <w:t>LoanID</w:t>
       </w:r>
       <w:proofErr w:type="spellEnd"/>
       <w:r>
         <w:rPr>
-          <w:rFonts w:ascii="Bahnschrift" w:hAnsi="Bahnschrift"/>
+          <w:rFonts w:ascii="Times New Roman" w:hAnsi="Times New Roman" w:cs="Times New Roman"/>
+          <w:color w:val="000000" w:themeColor="text1"/>
         </w:rPr>
         <w:t>]),</w:t>
       </w:r>
@@ -853,20 +945,23 @@
       <w:pPr>
         <w:spacing w:line="240" w:lineRule="auto"/>
         <w:rPr>
-          <w:rFonts w:ascii="Bahnschrift" w:hAnsi="Bahnschrift"/>
+          <w:rFonts w:ascii="Times New Roman" w:hAnsi="Times New Roman" w:cs="Times New Roman"/>
+          <w:color w:val="000000" w:themeColor="text1"/>
         </w:rPr>
       </w:pPr>
       <w:proofErr w:type="gramStart"/>
       <w:r>
         <w:rPr>
-          <w:rFonts w:ascii="Bahnschrift" w:hAnsi="Bahnschrift"/>
+          <w:rFonts w:ascii="Times New Roman" w:hAnsi="Times New Roman" w:cs="Times New Roman"/>
+          <w:color w:val="000000" w:themeColor="text1"/>
         </w:rPr>
         <w:t>Loans[</w:t>
       </w:r>
       <w:proofErr w:type="gramEnd"/>
       <w:r>
         <w:rPr>
-          <w:rFonts w:ascii="Bahnschrift" w:hAnsi="Bahnschrift"/>
+          <w:rFonts w:ascii="Times New Roman" w:hAnsi="Times New Roman" w:cs="Times New Roman"/>
+          <w:color w:val="000000" w:themeColor="text1"/>
         </w:rPr>
         <w:t>Status] = "Active")</w:t>
       </w:r>
@@ -875,20 +970,23 @@
       <w:pPr>
         <w:spacing w:line="240" w:lineRule="auto"/>
         <w:rPr>
-          <w:rFonts w:ascii="Bahnschrift" w:hAnsi="Bahnschrift"/>
-        </w:rPr>
-      </w:pPr>
-    </w:p>
-    <w:p>
-      <w:pPr>
-        <w:spacing w:line="240" w:lineRule="auto"/>
-        <w:rPr>
-          <w:rFonts w:ascii="Bahnschrift" w:hAnsi="Bahnschrift"/>
-        </w:rPr>
-      </w:pPr>
-      <w:r>
-        <w:rPr>
-          <w:rFonts w:ascii="Bahnschrift" w:hAnsi="Bahnschrift"/>
+          <w:rFonts w:ascii="Times New Roman" w:hAnsi="Times New Roman" w:cs="Times New Roman"/>
+          <w:color w:val="000000" w:themeColor="text1"/>
+        </w:rPr>
+      </w:pPr>
+    </w:p>
+    <w:p>
+      <w:pPr>
+        <w:spacing w:line="240" w:lineRule="auto"/>
+        <w:rPr>
+          <w:rFonts w:ascii="Times New Roman" w:hAnsi="Times New Roman" w:cs="Times New Roman"/>
+          <w:color w:val="000000" w:themeColor="text1"/>
+        </w:rPr>
+      </w:pPr>
+      <w:r>
+        <w:rPr>
+          <w:rFonts w:ascii="Times New Roman" w:hAnsi="Times New Roman" w:cs="Times New Roman"/>
+          <w:color w:val="000000" w:themeColor="text1"/>
         </w:rPr>
         <w:t>-- Loan Default Rate (%)</w:t>
       </w:r>
@@ -897,12 +995,14 @@
       <w:pPr>
         <w:spacing w:line="240" w:lineRule="auto"/>
         <w:rPr>
-          <w:rFonts w:ascii="Bahnschrift" w:hAnsi="Bahnschrift"/>
-        </w:rPr>
-      </w:pPr>
-      <w:r>
-        <w:rPr>
-          <w:rFonts w:ascii="Bahnschrift" w:hAnsi="Bahnschrift"/>
+          <w:rFonts w:ascii="Times New Roman" w:hAnsi="Times New Roman" w:cs="Times New Roman"/>
+          <w:color w:val="000000" w:themeColor="text1"/>
+        </w:rPr>
+      </w:pPr>
+      <w:r>
+        <w:rPr>
+          <w:rFonts w:ascii="Times New Roman" w:hAnsi="Times New Roman" w:cs="Times New Roman"/>
+          <w:color w:val="000000" w:themeColor="text1"/>
         </w:rPr>
         <w:t>Default Rate =</w:t>
       </w:r>
@@ -911,36 +1011,41 @@
       <w:pPr>
         <w:spacing w:line="240" w:lineRule="auto"/>
         <w:rPr>
-          <w:rFonts w:ascii="Bahnschrift" w:hAnsi="Bahnschrift"/>
+          <w:rFonts w:ascii="Times New Roman" w:hAnsi="Times New Roman" w:cs="Times New Roman"/>
+          <w:color w:val="000000" w:themeColor="text1"/>
         </w:rPr>
       </w:pPr>
       <w:proofErr w:type="gramStart"/>
       <w:r>
         <w:rPr>
-          <w:rFonts w:ascii="Bahnschrift" w:hAnsi="Bahnschrift"/>
+          <w:rFonts w:ascii="Times New Roman" w:hAnsi="Times New Roman" w:cs="Times New Roman"/>
+          <w:color w:val="000000" w:themeColor="text1"/>
+        </w:rPr>
+        <w:t>DIVIDE(</w:t>
+      </w:r>
+      <w:proofErr w:type="gramEnd"/>
+    </w:p>
+    <w:p>
+      <w:pPr>
+        <w:spacing w:line="240" w:lineRule="auto"/>
+        <w:rPr>
+          <w:rFonts w:ascii="Times New Roman" w:hAnsi="Times New Roman" w:cs="Times New Roman"/>
+          <w:color w:val="000000" w:themeColor="text1"/>
+        </w:rPr>
+      </w:pPr>
+      <w:r>
+        <w:rPr>
+          <w:rFonts w:ascii="Times New Roman" w:hAnsi="Times New Roman" w:cs="Times New Roman"/>
+          <w:color w:val="000000" w:themeColor="text1"/>
         </w:rPr>
         <w:lastRenderedPageBreak/>
-        <w:t>DIVIDE(</w:t>
-      </w:r>
-      <w:proofErr w:type="gramEnd"/>
-    </w:p>
-    <w:p>
-      <w:pPr>
-        <w:spacing w:line="240" w:lineRule="auto"/>
-        <w:rPr>
-          <w:rFonts w:ascii="Bahnschrift" w:hAnsi="Bahnschrift"/>
-        </w:rPr>
-      </w:pPr>
-      <w:r>
-        <w:rPr>
-          <w:rFonts w:ascii="Bahnschrift" w:hAnsi="Bahnschrift"/>
-        </w:rPr>
         <w:t>CALCULATE(COUNT(</w:t>
       </w:r>
       <w:proofErr w:type="gramStart"/>
       <w:r>
         <w:rPr>
-          <w:rFonts w:ascii="Bahnschrift" w:hAnsi="Bahnschrift"/>
+          <w:rFonts w:ascii="Times New Roman" w:hAnsi="Times New Roman" w:cs="Times New Roman"/>
+          <w:color w:val="000000" w:themeColor="text1"/>
         </w:rPr>
         <w:t>Loans[</w:t>
       </w:r>
@@ -948,14 +1053,16 @@
       <w:proofErr w:type="gramEnd"/>
       <w:r>
         <w:rPr>
-          <w:rFonts w:ascii="Bahnschrift" w:hAnsi="Bahnschrift"/>
+          <w:rFonts w:ascii="Times New Roman" w:hAnsi="Times New Roman" w:cs="Times New Roman"/>
+          <w:color w:val="000000" w:themeColor="text1"/>
         </w:rPr>
         <w:t>LoanID</w:t>
       </w:r>
       <w:proofErr w:type="spellEnd"/>
       <w:r>
         <w:rPr>
-          <w:rFonts w:ascii="Bahnschrift" w:hAnsi="Bahnschrift"/>
+          <w:rFonts w:ascii="Times New Roman" w:hAnsi="Times New Roman" w:cs="Times New Roman"/>
+          <w:color w:val="000000" w:themeColor="text1"/>
         </w:rPr>
         <w:t>]),</w:t>
       </w:r>
@@ -964,20 +1071,23 @@
       <w:pPr>
         <w:spacing w:line="240" w:lineRule="auto"/>
         <w:rPr>
-          <w:rFonts w:ascii="Bahnschrift" w:hAnsi="Bahnschrift"/>
+          <w:rFonts w:ascii="Times New Roman" w:hAnsi="Times New Roman" w:cs="Times New Roman"/>
+          <w:color w:val="000000" w:themeColor="text1"/>
         </w:rPr>
       </w:pPr>
       <w:proofErr w:type="gramStart"/>
       <w:r>
         <w:rPr>
-          <w:rFonts w:ascii="Bahnschrift" w:hAnsi="Bahnschrift"/>
+          <w:rFonts w:ascii="Times New Roman" w:hAnsi="Times New Roman" w:cs="Times New Roman"/>
+          <w:color w:val="000000" w:themeColor="text1"/>
         </w:rPr>
         <w:t>Loans[</w:t>
       </w:r>
       <w:proofErr w:type="gramEnd"/>
       <w:r>
         <w:rPr>
-          <w:rFonts w:ascii="Bahnschrift" w:hAnsi="Bahnschrift"/>
+          <w:rFonts w:ascii="Times New Roman" w:hAnsi="Times New Roman" w:cs="Times New Roman"/>
+          <w:color w:val="000000" w:themeColor="text1"/>
         </w:rPr>
         <w:t>Status] = "Defaulted"),</w:t>
       </w:r>
@@ -986,19 +1096,22 @@
       <w:pPr>
         <w:spacing w:line="240" w:lineRule="auto"/>
         <w:rPr>
-          <w:rFonts w:ascii="Bahnschrift" w:hAnsi="Bahnschrift"/>
-        </w:rPr>
-      </w:pPr>
-      <w:r>
-        <w:rPr>
-          <w:rFonts w:ascii="Bahnschrift" w:hAnsi="Bahnschrift"/>
+          <w:rFonts w:ascii="Times New Roman" w:hAnsi="Times New Roman" w:cs="Times New Roman"/>
+          <w:color w:val="000000" w:themeColor="text1"/>
+        </w:rPr>
+      </w:pPr>
+      <w:r>
+        <w:rPr>
+          <w:rFonts w:ascii="Times New Roman" w:hAnsi="Times New Roman" w:cs="Times New Roman"/>
+          <w:color w:val="000000" w:themeColor="text1"/>
         </w:rPr>
         <w:t>COUNT(</w:t>
       </w:r>
       <w:proofErr w:type="gramStart"/>
       <w:r>
         <w:rPr>
-          <w:rFonts w:ascii="Bahnschrift" w:hAnsi="Bahnschrift"/>
+          <w:rFonts w:ascii="Times New Roman" w:hAnsi="Times New Roman" w:cs="Times New Roman"/>
+          <w:color w:val="000000" w:themeColor="text1"/>
         </w:rPr>
         <w:t>Loans[</w:t>
       </w:r>
@@ -1006,14 +1119,16 @@
       <w:proofErr w:type="gramEnd"/>
       <w:r>
         <w:rPr>
-          <w:rFonts w:ascii="Bahnschrift" w:hAnsi="Bahnschrift"/>
+          <w:rFonts w:ascii="Times New Roman" w:hAnsi="Times New Roman" w:cs="Times New Roman"/>
+          <w:color w:val="000000" w:themeColor="text1"/>
         </w:rPr>
         <w:t>LoanID</w:t>
       </w:r>
       <w:proofErr w:type="spellEnd"/>
       <w:r>
         <w:rPr>
-          <w:rFonts w:ascii="Bahnschrift" w:hAnsi="Bahnschrift"/>
+          <w:rFonts w:ascii="Times New Roman" w:hAnsi="Times New Roman" w:cs="Times New Roman"/>
+          <w:color w:val="000000" w:themeColor="text1"/>
         </w:rPr>
         <w:t>])</w:t>
       </w:r>
@@ -1022,12 +1137,14 @@
       <w:pPr>
         <w:spacing w:line="240" w:lineRule="auto"/>
         <w:rPr>
-          <w:rFonts w:ascii="Bahnschrift" w:hAnsi="Bahnschrift"/>
-        </w:rPr>
-      </w:pPr>
-      <w:r>
-        <w:rPr>
-          <w:rFonts w:ascii="Bahnschrift" w:hAnsi="Bahnschrift"/>
+          <w:rFonts w:ascii="Times New Roman" w:hAnsi="Times New Roman" w:cs="Times New Roman"/>
+          <w:color w:val="000000" w:themeColor="text1"/>
+        </w:rPr>
+      </w:pPr>
+      <w:r>
+        <w:rPr>
+          <w:rFonts w:ascii="Times New Roman" w:hAnsi="Times New Roman" w:cs="Times New Roman"/>
+          <w:color w:val="000000" w:themeColor="text1"/>
         </w:rPr>
         <w:t>) * 100</w:t>
       </w:r>
@@ -1036,20 +1153,23 @@
       <w:pPr>
         <w:spacing w:line="240" w:lineRule="auto"/>
         <w:rPr>
-          <w:rFonts w:ascii="Bahnschrift" w:hAnsi="Bahnschrift"/>
-        </w:rPr>
-      </w:pPr>
-    </w:p>
-    <w:p>
-      <w:pPr>
-        <w:spacing w:line="240" w:lineRule="auto"/>
-        <w:rPr>
-          <w:rFonts w:ascii="Bahnschrift" w:hAnsi="Bahnschrift"/>
-        </w:rPr>
-      </w:pPr>
-      <w:r>
-        <w:rPr>
-          <w:rFonts w:ascii="Bahnschrift" w:hAnsi="Bahnschrift"/>
+          <w:rFonts w:ascii="Times New Roman" w:hAnsi="Times New Roman" w:cs="Times New Roman"/>
+          <w:color w:val="000000" w:themeColor="text1"/>
+        </w:rPr>
+      </w:pPr>
+    </w:p>
+    <w:p>
+      <w:pPr>
+        <w:spacing w:line="240" w:lineRule="auto"/>
+        <w:rPr>
+          <w:rFonts w:ascii="Times New Roman" w:hAnsi="Times New Roman" w:cs="Times New Roman"/>
+          <w:color w:val="000000" w:themeColor="text1"/>
+        </w:rPr>
+      </w:pPr>
+      <w:r>
+        <w:rPr>
+          <w:rFonts w:ascii="Times New Roman" w:hAnsi="Times New Roman" w:cs="Times New Roman"/>
+          <w:color w:val="000000" w:themeColor="text1"/>
         </w:rPr>
         <w:t>-- Total Customers</w:t>
       </w:r>
@@ -1058,19 +1178,22 @@
       <w:pPr>
         <w:spacing w:line="240" w:lineRule="auto"/>
         <w:rPr>
-          <w:rFonts w:ascii="Bahnschrift" w:hAnsi="Bahnschrift"/>
-        </w:rPr>
-      </w:pPr>
-      <w:r>
-        <w:rPr>
-          <w:rFonts w:ascii="Bahnschrift" w:hAnsi="Bahnschrift"/>
+          <w:rFonts w:ascii="Times New Roman" w:hAnsi="Times New Roman" w:cs="Times New Roman"/>
+          <w:color w:val="000000" w:themeColor="text1"/>
+        </w:rPr>
+      </w:pPr>
+      <w:r>
+        <w:rPr>
+          <w:rFonts w:ascii="Times New Roman" w:hAnsi="Times New Roman" w:cs="Times New Roman"/>
+          <w:color w:val="000000" w:themeColor="text1"/>
         </w:rPr>
         <w:t>Total Customers = DISTINCTCOUNT(</w:t>
       </w:r>
       <w:proofErr w:type="gramStart"/>
       <w:r>
         <w:rPr>
-          <w:rFonts w:ascii="Bahnschrift" w:hAnsi="Bahnschrift"/>
+          <w:rFonts w:ascii="Times New Roman" w:hAnsi="Times New Roman" w:cs="Times New Roman"/>
+          <w:color w:val="000000" w:themeColor="text1"/>
         </w:rPr>
         <w:t>Transactions[</w:t>
       </w:r>
@@ -1078,14 +1201,16 @@
       <w:proofErr w:type="gramEnd"/>
       <w:r>
         <w:rPr>
-          <w:rFonts w:ascii="Bahnschrift" w:hAnsi="Bahnschrift"/>
+          <w:rFonts w:ascii="Times New Roman" w:hAnsi="Times New Roman" w:cs="Times New Roman"/>
+          <w:color w:val="000000" w:themeColor="text1"/>
         </w:rPr>
         <w:t>CustomerID</w:t>
       </w:r>
       <w:proofErr w:type="spellEnd"/>
       <w:r>
         <w:rPr>
-          <w:rFonts w:ascii="Bahnschrift" w:hAnsi="Bahnschrift"/>
+          <w:rFonts w:ascii="Times New Roman" w:hAnsi="Times New Roman" w:cs="Times New Roman"/>
+          <w:color w:val="000000" w:themeColor="text1"/>
         </w:rPr>
         <w:t>])</w:t>
       </w:r>
@@ -1094,20 +1219,23 @@
       <w:pPr>
         <w:spacing w:line="240" w:lineRule="auto"/>
         <w:rPr>
-          <w:rFonts w:ascii="Bahnschrift" w:hAnsi="Bahnschrift"/>
-        </w:rPr>
-      </w:pPr>
-    </w:p>
-    <w:p>
-      <w:pPr>
-        <w:spacing w:line="240" w:lineRule="auto"/>
-        <w:rPr>
-          <w:rFonts w:ascii="Bahnschrift" w:hAnsi="Bahnschrift"/>
-        </w:rPr>
-      </w:pPr>
-      <w:r>
-        <w:rPr>
-          <w:rFonts w:ascii="Bahnschrift" w:hAnsi="Bahnschrift"/>
+          <w:rFonts w:ascii="Times New Roman" w:hAnsi="Times New Roman" w:cs="Times New Roman"/>
+          <w:color w:val="000000" w:themeColor="text1"/>
+        </w:rPr>
+      </w:pPr>
+    </w:p>
+    <w:p>
+      <w:pPr>
+        <w:spacing w:line="240" w:lineRule="auto"/>
+        <w:rPr>
+          <w:rFonts w:ascii="Times New Roman" w:hAnsi="Times New Roman" w:cs="Times New Roman"/>
+          <w:color w:val="000000" w:themeColor="text1"/>
+        </w:rPr>
+      </w:pPr>
+      <w:r>
+        <w:rPr>
+          <w:rFonts w:ascii="Times New Roman" w:hAnsi="Times New Roman" w:cs="Times New Roman"/>
+          <w:color w:val="000000" w:themeColor="text1"/>
         </w:rPr>
         <w:t>-- MoM Growth (Month-over-Month)</w:t>
       </w:r>
@@ -1116,12 +1244,14 @@
       <w:pPr>
         <w:spacing w:line="240" w:lineRule="auto"/>
         <w:rPr>
-          <w:rFonts w:ascii="Bahnschrift" w:hAnsi="Bahnschrift"/>
-        </w:rPr>
-      </w:pPr>
-      <w:r>
-        <w:rPr>
-          <w:rFonts w:ascii="Bahnschrift" w:hAnsi="Bahnschrift"/>
+          <w:rFonts w:ascii="Times New Roman" w:hAnsi="Times New Roman" w:cs="Times New Roman"/>
+          <w:color w:val="000000" w:themeColor="text1"/>
+        </w:rPr>
+      </w:pPr>
+      <w:r>
+        <w:rPr>
+          <w:rFonts w:ascii="Times New Roman" w:hAnsi="Times New Roman" w:cs="Times New Roman"/>
+          <w:color w:val="000000" w:themeColor="text1"/>
         </w:rPr>
         <w:t>MoM Growth =</w:t>
       </w:r>
@@ -1130,26 +1260,30 @@
       <w:pPr>
         <w:spacing w:line="240" w:lineRule="auto"/>
         <w:rPr>
-          <w:rFonts w:ascii="Bahnschrift" w:hAnsi="Bahnschrift"/>
-        </w:rPr>
-      </w:pPr>
-      <w:r>
-        <w:rPr>
-          <w:rFonts w:ascii="Bahnschrift" w:hAnsi="Bahnschrift"/>
+          <w:rFonts w:ascii="Times New Roman" w:hAnsi="Times New Roman" w:cs="Times New Roman"/>
+          <w:color w:val="000000" w:themeColor="text1"/>
+        </w:rPr>
+      </w:pPr>
+      <w:r>
+        <w:rPr>
+          <w:rFonts w:ascii="Times New Roman" w:hAnsi="Times New Roman" w:cs="Times New Roman"/>
+          <w:color w:val="000000" w:themeColor="text1"/>
         </w:rPr>
         <w:t xml:space="preserve">VAR </w:t>
       </w:r>
       <w:proofErr w:type="spellStart"/>
       <w:r>
         <w:rPr>
-          <w:rFonts w:ascii="Bahnschrift" w:hAnsi="Bahnschrift"/>
+          <w:rFonts w:ascii="Times New Roman" w:hAnsi="Times New Roman" w:cs="Times New Roman"/>
+          <w:color w:val="000000" w:themeColor="text1"/>
         </w:rPr>
         <w:t>CurrentMonth</w:t>
       </w:r>
       <w:proofErr w:type="spellEnd"/>
       <w:r>
         <w:rPr>
-          <w:rFonts w:ascii="Bahnschrift" w:hAnsi="Bahnschrift"/>
+          <w:rFonts w:ascii="Times New Roman" w:hAnsi="Times New Roman" w:cs="Times New Roman"/>
+          <w:color w:val="000000" w:themeColor="text1"/>
         </w:rPr>
         <w:t xml:space="preserve"> = [Total Amount]</w:t>
       </w:r>
@@ -1158,40 +1292,46 @@
       <w:pPr>
         <w:spacing w:line="240" w:lineRule="auto"/>
         <w:rPr>
-          <w:rFonts w:ascii="Bahnschrift" w:hAnsi="Bahnschrift"/>
-        </w:rPr>
-      </w:pPr>
-      <w:r>
-        <w:rPr>
-          <w:rFonts w:ascii="Bahnschrift" w:hAnsi="Bahnschrift"/>
+          <w:rFonts w:ascii="Times New Roman" w:hAnsi="Times New Roman" w:cs="Times New Roman"/>
+          <w:color w:val="000000" w:themeColor="text1"/>
+        </w:rPr>
+      </w:pPr>
+      <w:r>
+        <w:rPr>
+          <w:rFonts w:ascii="Times New Roman" w:hAnsi="Times New Roman" w:cs="Times New Roman"/>
+          <w:color w:val="000000" w:themeColor="text1"/>
         </w:rPr>
         <w:t xml:space="preserve">VAR </w:t>
       </w:r>
       <w:proofErr w:type="spellStart"/>
       <w:r>
         <w:rPr>
-          <w:rFonts w:ascii="Bahnschrift" w:hAnsi="Bahnschrift"/>
+          <w:rFonts w:ascii="Times New Roman" w:hAnsi="Times New Roman" w:cs="Times New Roman"/>
+          <w:color w:val="000000" w:themeColor="text1"/>
         </w:rPr>
         <w:t>PrevMonth</w:t>
       </w:r>
       <w:proofErr w:type="spellEnd"/>
       <w:r>
         <w:rPr>
-          <w:rFonts w:ascii="Bahnschrift" w:hAnsi="Bahnschrift"/>
+          <w:rFonts w:ascii="Times New Roman" w:hAnsi="Times New Roman" w:cs="Times New Roman"/>
+          <w:color w:val="000000" w:themeColor="text1"/>
         </w:rPr>
         <w:t xml:space="preserve"> = </w:t>
       </w:r>
       <w:proofErr w:type="gramStart"/>
       <w:r>
         <w:rPr>
-          <w:rFonts w:ascii="Bahnschrift" w:hAnsi="Bahnschrift"/>
+          <w:rFonts w:ascii="Times New Roman" w:hAnsi="Times New Roman" w:cs="Times New Roman"/>
+          <w:color w:val="000000" w:themeColor="text1"/>
         </w:rPr>
         <w:t>CALCULATE(</w:t>
       </w:r>
       <w:proofErr w:type="gramEnd"/>
       <w:r>
         <w:rPr>
-          <w:rFonts w:ascii="Bahnschrift" w:hAnsi="Bahnschrift"/>
+          <w:rFonts w:ascii="Times New Roman" w:hAnsi="Times New Roman" w:cs="Times New Roman"/>
+          <w:color w:val="000000" w:themeColor="text1"/>
         </w:rPr>
         <w:t>[Total Amount],</w:t>
       </w:r>
@@ -1200,19 +1340,22 @@
       <w:pPr>
         <w:spacing w:line="240" w:lineRule="auto"/>
         <w:rPr>
-          <w:rFonts w:ascii="Bahnschrift" w:hAnsi="Bahnschrift"/>
-        </w:rPr>
-      </w:pPr>
-      <w:r>
-        <w:rPr>
-          <w:rFonts w:ascii="Bahnschrift" w:hAnsi="Bahnschrift"/>
+          <w:rFonts w:ascii="Times New Roman" w:hAnsi="Times New Roman" w:cs="Times New Roman"/>
+          <w:color w:val="000000" w:themeColor="text1"/>
+        </w:rPr>
+      </w:pPr>
+      <w:r>
+        <w:rPr>
+          <w:rFonts w:ascii="Times New Roman" w:hAnsi="Times New Roman" w:cs="Times New Roman"/>
+          <w:color w:val="000000" w:themeColor="text1"/>
         </w:rPr>
         <w:t>DATEADD(</w:t>
       </w:r>
       <w:proofErr w:type="gramStart"/>
       <w:r>
         <w:rPr>
-          <w:rFonts w:ascii="Bahnschrift" w:hAnsi="Bahnschrift"/>
+          <w:rFonts w:ascii="Times New Roman" w:hAnsi="Times New Roman" w:cs="Times New Roman"/>
+          <w:color w:val="000000" w:themeColor="text1"/>
         </w:rPr>
         <w:t>Transactions[</w:t>
       </w:r>
@@ -1220,14 +1363,16 @@
       <w:proofErr w:type="gramEnd"/>
       <w:r>
         <w:rPr>
-          <w:rFonts w:ascii="Bahnschrift" w:hAnsi="Bahnschrift"/>
+          <w:rFonts w:ascii="Times New Roman" w:hAnsi="Times New Roman" w:cs="Times New Roman"/>
+          <w:color w:val="000000" w:themeColor="text1"/>
         </w:rPr>
         <w:t>TransactionDate</w:t>
       </w:r>
       <w:proofErr w:type="spellEnd"/>
       <w:r>
         <w:rPr>
-          <w:rFonts w:ascii="Bahnschrift" w:hAnsi="Bahnschrift"/>
+          <w:rFonts w:ascii="Times New Roman" w:hAnsi="Times New Roman" w:cs="Times New Roman"/>
+          <w:color w:val="000000" w:themeColor="text1"/>
         </w:rPr>
         <w:t>], -1, MONTH))</w:t>
       </w:r>
@@ -1238,14 +1383,14 @@
       </w:pPr>
       <w:r>
         <w:rPr>
-          <w:rFonts w:ascii="Bahnschrift" w:hAnsi="Bahnschrift"/>
+          <w:color w:val="000000" w:themeColor="text1"/>
         </w:rPr>
         <w:t xml:space="preserve">RETURN </w:t>
       </w:r>
       <w:proofErr w:type="gramStart"/>
       <w:r>
         <w:rPr>
-          <w:rFonts w:ascii="Bahnschrift" w:hAnsi="Bahnschrift"/>
+          <w:color w:val="000000" w:themeColor="text1"/>
         </w:rPr>
         <w:t>DIVIDE(</w:t>
       </w:r>
@@ -1253,155 +1398,359 @@
       <w:proofErr w:type="gramEnd"/>
       <w:r>
         <w:rPr>
+          <w:color w:val="000000" w:themeColor="text1"/>
+        </w:rPr>
+        <w:t>CurrentMonth</w:t>
+      </w:r>
+      <w:proofErr w:type="spellEnd"/>
+      <w:r>
+        <w:rPr>
+          <w:color w:val="000000" w:themeColor="text1"/>
+        </w:rPr>
+        <w:t xml:space="preserve"> - </w:t>
+      </w:r>
+      <w:proofErr w:type="spellStart"/>
+      <w:r>
+        <w:rPr>
+          <w:color w:val="000000" w:themeColor="text1"/>
+        </w:rPr>
+        <w:t>PrevMonth</w:t>
+      </w:r>
+      <w:proofErr w:type="spellEnd"/>
+      <w:r>
+        <w:rPr>
+          <w:color w:val="000000" w:themeColor="text1"/>
+        </w:rPr>
+        <w:t xml:space="preserve">, </w:t>
+      </w:r>
+      <w:proofErr w:type="spellStart"/>
+      <w:r>
+        <w:rPr>
+          <w:color w:val="000000" w:themeColor="text1"/>
+        </w:rPr>
+        <w:t>PrevMonth</w:t>
+      </w:r>
+      <w:proofErr w:type="spellEnd"/>
+      <w:r>
+        <w:rPr>
+          <w:color w:val="000000" w:themeColor="text1"/>
+        </w:rPr>
+        <w:t>) * 100</w:t>
+      </w:r>
+      <w:r>
+        <w:rPr>
           <w:rFonts w:ascii="Bahnschrift" w:hAnsi="Bahnschrift"/>
         </w:rPr>
-        <w:t>CurrentMonth</w:t>
-      </w:r>
-      <w:proofErr w:type="spellEnd"/>
+        <w:br/>
+      </w:r>
       <w:r>
         <w:rPr>
           <w:rFonts w:ascii="Bahnschrift" w:hAnsi="Bahnschrift"/>
         </w:rPr>
-        <w:t xml:space="preserve"> - </w:t>
-      </w:r>
-      <w:proofErr w:type="spellStart"/>
+        <w:br/>
+      </w:r>
       <w:r>
         <w:rPr>
           <w:rFonts w:ascii="Bahnschrift" w:hAnsi="Bahnschrift"/>
         </w:rPr>
-        <w:t>PrevMonth</w:t>
-      </w:r>
-      <w:proofErr w:type="spellEnd"/>
-      <w:r>
-        <w:rPr>
-          <w:rFonts w:ascii="Bahnschrift" w:hAnsi="Bahnschrift"/>
-        </w:rPr>
-        <w:t xml:space="preserve">, </w:t>
-      </w:r>
-      <w:proofErr w:type="spellStart"/>
-      <w:r>
-        <w:rPr>
-          <w:rFonts w:ascii="Bahnschrift" w:hAnsi="Bahnschrift"/>
-        </w:rPr>
-        <w:t>PrevMonth</w:t>
-      </w:r>
-      <w:proofErr w:type="spellEnd"/>
-      <w:r>
-        <w:rPr>
-          <w:rFonts w:ascii="Bahnschrift" w:hAnsi="Bahnschrift"/>
-        </w:rPr>
-        <w:t>) * 100</w:t>
-      </w:r>
-      <w:r>
-        <w:rPr>
-          <w:rFonts w:ascii="Bahnschrift" w:hAnsi="Bahnschrift"/>
-        </w:rPr>
         <w:br/>
       </w:r>
       <w:r>
         <w:rPr>
-          <w:rFonts w:ascii="Bahnschrift" w:hAnsi="Bahnschrift"/>
-        </w:rPr>
-        <w:br/>
-      </w:r>
-      <w:r>
-        <w:rPr>
-          <w:rFonts w:ascii="Bahnschrift" w:hAnsi="Bahnschrift"/>
-        </w:rPr>
-        <w:br/>
-      </w:r>
-      <w:r>
-        <w:rPr>
           <w:rStyle w:val="Strong"/>
         </w:rPr>
         <w:t>Section 4 — Business Insights Found</w:t>
       </w:r>
-      <w:r>
-        <w:t xml:space="preserve"> </w:t>
-      </w:r>
-    </w:p>
-    <w:p>
-      <w:pPr>
-        <w:pStyle w:val="whitespace-normal"/>
+    </w:p>
+    <w:p>
+      <w:pPr>
+        <w:spacing w:line="276" w:lineRule="auto"/>
+        <w:rPr>
+          <w:rFonts w:ascii="Times New Roman" w:hAnsi="Times New Roman" w:cs="Times New Roman"/>
+          <w:b/>
+          <w:bCs/>
+          <w:sz w:val="24"/>
+          <w:szCs w:val="24"/>
+        </w:rPr>
+      </w:pPr>
+      <w:r>
+        <w:rPr>
+          <w:rFonts w:ascii="Times New Roman" w:hAnsi="Times New Roman" w:cs="Times New Roman"/>
+          <w:b/>
+          <w:bCs/>
+          <w:sz w:val="24"/>
+          <w:szCs w:val="24"/>
+        </w:rPr>
+        <w:t xml:space="preserve">4.1 Executive Summary </w:t>
+      </w:r>
+    </w:p>
+    <w:p>
+      <w:pPr>
+        <w:pStyle w:val="ListParagraph"/>
         <w:numPr>
           <w:ilvl w:val="0"/>
-          <w:numId w:val="2"/>
+          <w:numId w:val="3"/>
         </w:numPr>
-        <w:rPr>
-          <w:rFonts w:asciiTheme="majorBidi" w:hAnsiTheme="majorBidi" w:cstheme="majorBidi"/>
-        </w:rPr>
-      </w:pPr>
-      <w:r>
-        <w:rPr>
-          <w:rFonts w:asciiTheme="majorBidi" w:hAnsiTheme="majorBidi" w:cstheme="majorBidi"/>
-        </w:rPr>
-        <w:t>"Kathmandu Main Branch accounts for 28% of total deposit volume"</w:t>
-      </w:r>
-    </w:p>
-    <w:p>
-      <w:pPr>
-        <w:pStyle w:val="whitespace-normal"/>
+        <w:spacing w:line="276" w:lineRule="auto"/>
+        <w:rPr>
+          <w:rFonts w:ascii="Times New Roman" w:hAnsi="Times New Roman" w:cs="Times New Roman"/>
+          <w:sz w:val="24"/>
+          <w:szCs w:val="24"/>
+        </w:rPr>
+      </w:pPr>
+      <w:proofErr w:type="spellStart"/>
+      <w:r>
+        <w:rPr>
+          <w:rFonts w:ascii="Times New Roman" w:hAnsi="Times New Roman" w:cs="Times New Roman"/>
+          <w:sz w:val="24"/>
+          <w:szCs w:val="24"/>
+        </w:rPr>
+        <w:t>Birgunj</w:t>
+      </w:r>
+      <w:proofErr w:type="spellEnd"/>
+      <w:r>
+        <w:rPr>
+          <w:rFonts w:ascii="Times New Roman" w:hAnsi="Times New Roman" w:cs="Times New Roman"/>
+          <w:sz w:val="24"/>
+          <w:szCs w:val="24"/>
+        </w:rPr>
+        <w:t xml:space="preserve"> leads branch volume... </w:t>
+      </w:r>
+    </w:p>
+    <w:p>
+      <w:pPr>
+        <w:pStyle w:val="ListParagraph"/>
         <w:numPr>
           <w:ilvl w:val="0"/>
-          <w:numId w:val="2"/>
+          <w:numId w:val="3"/>
         </w:numPr>
-        <w:rPr>
-          <w:rFonts w:asciiTheme="majorBidi" w:hAnsiTheme="majorBidi" w:cstheme="majorBidi"/>
-        </w:rPr>
-      </w:pPr>
-      <w:r>
-        <w:rPr>
-          <w:rFonts w:asciiTheme="majorBidi" w:hAnsiTheme="majorBidi" w:cstheme="majorBidi"/>
-        </w:rPr>
-        <w:t>"Home Loans have the lowest default rate at 4.2%"</w:t>
-      </w:r>
-    </w:p>
-    <w:p>
-      <w:pPr>
-        <w:pStyle w:val="whitespace-normal"/>
+        <w:spacing w:line="276" w:lineRule="auto"/>
+        <w:rPr>
+          <w:rFonts w:ascii="Times New Roman" w:hAnsi="Times New Roman" w:cs="Times New Roman"/>
+          <w:sz w:val="24"/>
+          <w:szCs w:val="24"/>
+        </w:rPr>
+      </w:pPr>
+      <w:r>
+        <w:rPr>
+          <w:rFonts w:ascii="Times New Roman" w:hAnsi="Times New Roman" w:cs="Times New Roman"/>
+          <w:sz w:val="24"/>
+          <w:szCs w:val="24"/>
+        </w:rPr>
+        <w:t>Digital channels exceed 51%...</w:t>
+      </w:r>
+    </w:p>
+    <w:p>
+      <w:pPr>
+        <w:spacing w:line="276" w:lineRule="auto"/>
+        <w:rPr>
+          <w:rFonts w:ascii="Times New Roman" w:hAnsi="Times New Roman" w:cs="Times New Roman"/>
+          <w:b/>
+          <w:bCs/>
+          <w:sz w:val="24"/>
+          <w:szCs w:val="24"/>
+        </w:rPr>
+      </w:pPr>
+      <w:r>
+        <w:rPr>
+          <w:rFonts w:ascii="Times New Roman" w:hAnsi="Times New Roman" w:cs="Times New Roman"/>
+          <w:sz w:val="24"/>
+          <w:szCs w:val="24"/>
+        </w:rPr>
+        <w:t xml:space="preserve"> </w:t>
+      </w:r>
+      <w:r>
+        <w:rPr>
+          <w:rFonts w:ascii="Times New Roman" w:hAnsi="Times New Roman" w:cs="Times New Roman"/>
+          <w:b/>
+          <w:bCs/>
+          <w:sz w:val="24"/>
+          <w:szCs w:val="24"/>
+        </w:rPr>
+        <w:t xml:space="preserve">4.2 Customer Analytics </w:t>
+      </w:r>
+    </w:p>
+    <w:p>
+      <w:pPr>
+        <w:pStyle w:val="ListParagraph"/>
         <w:numPr>
           <w:ilvl w:val="0"/>
-          <w:numId w:val="2"/>
+          <w:numId w:val="4"/>
         </w:numPr>
-        <w:rPr>
-          <w:rFonts w:asciiTheme="majorBidi" w:hAnsiTheme="majorBidi" w:cstheme="majorBidi"/>
-        </w:rPr>
-      </w:pPr>
-      <w:r>
-        <w:rPr>
-          <w:rFonts w:asciiTheme="majorBidi" w:hAnsiTheme="majorBidi" w:cstheme="majorBidi"/>
-        </w:rPr>
-        <w:t>"Mobile Banking channel has grown 45% from 2022 to 2024"</w:t>
-      </w:r>
-    </w:p>
-    <w:p>
-      <w:pPr>
-        <w:spacing w:line="240" w:lineRule="auto"/>
-        <w:rPr>
-          <w:rFonts w:ascii="Bahnschrift" w:hAnsi="Bahnschrift"/>
-        </w:rPr>
-      </w:pPr>
-      <w:r>
-        <w:rPr>
-          <w:rFonts w:ascii="Bahnschrift" w:hAnsi="Bahnschrift"/>
-        </w:rPr>
-        <w:br/>
-      </w:r>
-      <w:r>
-        <w:rPr>
-          <w:rFonts w:ascii="Bahnschrift" w:hAnsi="Bahnschrift"/>
-        </w:rPr>
-        <w:br/>
-      </w:r>
-      <w:r>
-        <w:rPr>
-          <w:rFonts w:ascii="Bahnschrift" w:hAnsi="Bahnschrift"/>
-        </w:rPr>
-        <w:br/>
-      </w:r>
-      <w:r>
-        <w:rPr>
-          <w:rFonts w:ascii="Bahnschrift" w:hAnsi="Bahnschrift"/>
+        <w:spacing w:line="276" w:lineRule="auto"/>
+        <w:rPr>
+          <w:rFonts w:ascii="Times New Roman" w:hAnsi="Times New Roman" w:cs="Times New Roman"/>
+          <w:sz w:val="24"/>
+          <w:szCs w:val="24"/>
+        </w:rPr>
+      </w:pPr>
+      <w:r>
+        <w:rPr>
+          <w:rFonts w:ascii="Times New Roman" w:hAnsi="Times New Roman" w:cs="Times New Roman"/>
+          <w:sz w:val="24"/>
+          <w:szCs w:val="24"/>
+        </w:rPr>
+        <w:t xml:space="preserve">76.4% customers are Basic segment... </w:t>
+      </w:r>
+    </w:p>
+    <w:p>
+      <w:pPr>
+        <w:pStyle w:val="ListParagraph"/>
+        <w:numPr>
+          <w:ilvl w:val="0"/>
+          <w:numId w:val="4"/>
+        </w:numPr>
+        <w:spacing w:line="276" w:lineRule="auto"/>
+        <w:rPr>
+          <w:rFonts w:ascii="Times New Roman" w:hAnsi="Times New Roman" w:cs="Times New Roman"/>
+          <w:sz w:val="24"/>
+          <w:szCs w:val="24"/>
+        </w:rPr>
+      </w:pPr>
+      <w:r>
+        <w:rPr>
+          <w:rFonts w:ascii="Times New Roman" w:hAnsi="Times New Roman" w:cs="Times New Roman"/>
+          <w:sz w:val="24"/>
+          <w:szCs w:val="24"/>
+        </w:rPr>
+        <w:t xml:space="preserve">Fixed Deposit adoption is lowest... </w:t>
+      </w:r>
+    </w:p>
+    <w:p>
+      <w:pPr>
+        <w:spacing w:line="276" w:lineRule="auto"/>
+        <w:rPr>
+          <w:rFonts w:ascii="Times New Roman" w:hAnsi="Times New Roman" w:cs="Times New Roman"/>
+          <w:b/>
+          <w:bCs/>
+          <w:sz w:val="24"/>
+          <w:szCs w:val="24"/>
+        </w:rPr>
+      </w:pPr>
+      <w:r>
+        <w:rPr>
+          <w:rFonts w:ascii="Times New Roman" w:hAnsi="Times New Roman" w:cs="Times New Roman"/>
+          <w:b/>
+          <w:bCs/>
+          <w:sz w:val="24"/>
+          <w:szCs w:val="24"/>
+        </w:rPr>
+        <w:t xml:space="preserve">4.3 Loan Portfolio </w:t>
+      </w:r>
+    </w:p>
+    <w:p>
+      <w:pPr>
+        <w:pStyle w:val="ListParagraph"/>
+        <w:numPr>
+          <w:ilvl w:val="0"/>
+          <w:numId w:val="5"/>
+        </w:numPr>
+        <w:spacing w:line="276" w:lineRule="auto"/>
+        <w:rPr>
+          <w:rFonts w:ascii="Times New Roman" w:hAnsi="Times New Roman" w:cs="Times New Roman"/>
+          <w:sz w:val="24"/>
+          <w:szCs w:val="24"/>
+        </w:rPr>
+      </w:pPr>
+      <w:r>
+        <w:rPr>
+          <w:rFonts w:ascii="Times New Roman" w:hAnsi="Times New Roman" w:cs="Times New Roman"/>
+          <w:sz w:val="24"/>
+          <w:szCs w:val="24"/>
+        </w:rPr>
+        <w:t>Default rate at 10.75% — above safe threshold...</w:t>
+      </w:r>
+    </w:p>
+    <w:p>
+      <w:pPr>
+        <w:pStyle w:val="ListParagraph"/>
+        <w:numPr>
+          <w:ilvl w:val="0"/>
+          <w:numId w:val="5"/>
+        </w:numPr>
+        <w:spacing w:line="276" w:lineRule="auto"/>
+        <w:rPr>
+          <w:rFonts w:ascii="Times New Roman" w:hAnsi="Times New Roman" w:cs="Times New Roman"/>
+          <w:sz w:val="24"/>
+          <w:szCs w:val="24"/>
+        </w:rPr>
+      </w:pPr>
+      <w:r>
+        <w:rPr>
+          <w:rFonts w:ascii="Times New Roman" w:hAnsi="Times New Roman" w:cs="Times New Roman"/>
+          <w:sz w:val="24"/>
+          <w:szCs w:val="24"/>
+        </w:rPr>
+        <w:t xml:space="preserve">Business loans dominate at NPR 200M+... </w:t>
+      </w:r>
+    </w:p>
+    <w:p>
+      <w:pPr>
+        <w:spacing w:line="276" w:lineRule="auto"/>
+        <w:rPr>
+          <w:rFonts w:ascii="Times New Roman" w:hAnsi="Times New Roman" w:cs="Times New Roman"/>
+          <w:b/>
+          <w:bCs/>
+          <w:sz w:val="24"/>
+          <w:szCs w:val="24"/>
+        </w:rPr>
+      </w:pPr>
+      <w:r>
+        <w:rPr>
+          <w:rFonts w:ascii="Times New Roman" w:hAnsi="Times New Roman" w:cs="Times New Roman"/>
+          <w:b/>
+          <w:bCs/>
+          <w:sz w:val="24"/>
+          <w:szCs w:val="24"/>
+        </w:rPr>
+        <w:t xml:space="preserve">4.4 Branch Performance </w:t>
+      </w:r>
+    </w:p>
+    <w:p>
+      <w:pPr>
+        <w:pStyle w:val="ListParagraph"/>
+        <w:numPr>
+          <w:ilvl w:val="0"/>
+          <w:numId w:val="6"/>
+        </w:numPr>
+        <w:spacing w:line="276" w:lineRule="auto"/>
+        <w:rPr>
+          <w:rFonts w:ascii="Times New Roman" w:hAnsi="Times New Roman" w:cs="Times New Roman"/>
+          <w:sz w:val="24"/>
+          <w:szCs w:val="24"/>
+        </w:rPr>
+      </w:pPr>
+      <w:r>
+        <w:rPr>
+          <w:rFonts w:ascii="Times New Roman" w:hAnsi="Times New Roman" w:cs="Times New Roman"/>
+          <w:sz w:val="24"/>
+          <w:szCs w:val="24"/>
+        </w:rPr>
+        <w:t xml:space="preserve">92.13% completion rate — 3% below target... </w:t>
+      </w:r>
+    </w:p>
+    <w:p>
+      <w:pPr>
+        <w:pStyle w:val="ListParagraph"/>
+        <w:numPr>
+          <w:ilvl w:val="0"/>
+          <w:numId w:val="6"/>
+        </w:numPr>
+        <w:spacing w:line="276" w:lineRule="auto"/>
+      </w:pPr>
+      <w:r>
+        <w:rPr>
+          <w:rFonts w:ascii="Times New Roman" w:hAnsi="Times New Roman" w:cs="Times New Roman"/>
+          <w:sz w:val="24"/>
+          <w:szCs w:val="24"/>
+        </w:rPr>
+        <w:t>Branch maturity correlates with volume...</w:t>
+      </w:r>
+      <w:r>
+        <w:rPr>
+          <w:rFonts w:ascii="Times New Roman" w:hAnsi="Times New Roman" w:cs="Times New Roman"/>
+          <w:sz w:val="24"/>
+          <w:szCs w:val="24"/>
         </w:rPr>
         <w:br/>
       </w:r>
@@ -1716,11 +2065,475 @@
       </w:rPr>
     </w:lvl>
   </w:abstractNum>
+  <w:abstractNum w:abstractNumId="2" w15:restartNumberingAfterBreak="0">
+    <w:nsid w:val="3215189B"/>
+    <w:multiLevelType w:val="hybridMultilevel"/>
+    <w:tmpl w:val="44A028C0"/>
+    <w:lvl w:ilvl="0" w:tplc="04090001">
+      <w:start w:val="1"/>
+      <w:numFmt w:val="bullet"/>
+      <w:lvlText w:val=""/>
+      <w:lvlJc w:val="left"/>
+      <w:pPr>
+        <w:ind w:left="720" w:hanging="360"/>
+      </w:pPr>
+      <w:rPr>
+        <w:rFonts w:ascii="Symbol" w:hAnsi="Symbol" w:hint="default"/>
+      </w:rPr>
+    </w:lvl>
+    <w:lvl w:ilvl="1" w:tplc="04090003" w:tentative="1">
+      <w:start w:val="1"/>
+      <w:numFmt w:val="bullet"/>
+      <w:lvlText w:val="o"/>
+      <w:lvlJc w:val="left"/>
+      <w:pPr>
+        <w:ind w:left="1440" w:hanging="360"/>
+      </w:pPr>
+      <w:rPr>
+        <w:rFonts w:ascii="Courier New" w:hAnsi="Courier New" w:cs="Courier New" w:hint="default"/>
+      </w:rPr>
+    </w:lvl>
+    <w:lvl w:ilvl="2" w:tplc="04090005" w:tentative="1">
+      <w:start w:val="1"/>
+      <w:numFmt w:val="bullet"/>
+      <w:lvlText w:val=""/>
+      <w:lvlJc w:val="left"/>
+      <w:pPr>
+        <w:ind w:left="2160" w:hanging="360"/>
+      </w:pPr>
+      <w:rPr>
+        <w:rFonts w:ascii="Wingdings" w:hAnsi="Wingdings" w:hint="default"/>
+      </w:rPr>
+    </w:lvl>
+    <w:lvl w:ilvl="3" w:tplc="04090001" w:tentative="1">
+      <w:start w:val="1"/>
+      <w:numFmt w:val="bullet"/>
+      <w:lvlText w:val=""/>
+      <w:lvlJc w:val="left"/>
+      <w:pPr>
+        <w:ind w:left="2880" w:hanging="360"/>
+      </w:pPr>
+      <w:rPr>
+        <w:rFonts w:ascii="Symbol" w:hAnsi="Symbol" w:hint="default"/>
+      </w:rPr>
+    </w:lvl>
+    <w:lvl w:ilvl="4" w:tplc="04090003" w:tentative="1">
+      <w:start w:val="1"/>
+      <w:numFmt w:val="bullet"/>
+      <w:lvlText w:val="o"/>
+      <w:lvlJc w:val="left"/>
+      <w:pPr>
+        <w:ind w:left="3600" w:hanging="360"/>
+      </w:pPr>
+      <w:rPr>
+        <w:rFonts w:ascii="Courier New" w:hAnsi="Courier New" w:cs="Courier New" w:hint="default"/>
+      </w:rPr>
+    </w:lvl>
+    <w:lvl w:ilvl="5" w:tplc="04090005" w:tentative="1">
+      <w:start w:val="1"/>
+      <w:numFmt w:val="bullet"/>
+      <w:lvlText w:val=""/>
+      <w:lvlJc w:val="left"/>
+      <w:pPr>
+        <w:ind w:left="4320" w:hanging="360"/>
+      </w:pPr>
+      <w:rPr>
+        <w:rFonts w:ascii="Wingdings" w:hAnsi="Wingdings" w:hint="default"/>
+      </w:rPr>
+    </w:lvl>
+    <w:lvl w:ilvl="6" w:tplc="04090001" w:tentative="1">
+      <w:start w:val="1"/>
+      <w:numFmt w:val="bullet"/>
+      <w:lvlText w:val=""/>
+      <w:lvlJc w:val="left"/>
+      <w:pPr>
+        <w:ind w:left="5040" w:hanging="360"/>
+      </w:pPr>
+      <w:rPr>
+        <w:rFonts w:ascii="Symbol" w:hAnsi="Symbol" w:hint="default"/>
+      </w:rPr>
+    </w:lvl>
+    <w:lvl w:ilvl="7" w:tplc="04090003" w:tentative="1">
+      <w:start w:val="1"/>
+      <w:numFmt w:val="bullet"/>
+      <w:lvlText w:val="o"/>
+      <w:lvlJc w:val="left"/>
+      <w:pPr>
+        <w:ind w:left="5760" w:hanging="360"/>
+      </w:pPr>
+      <w:rPr>
+        <w:rFonts w:ascii="Courier New" w:hAnsi="Courier New" w:cs="Courier New" w:hint="default"/>
+      </w:rPr>
+    </w:lvl>
+    <w:lvl w:ilvl="8" w:tplc="04090005" w:tentative="1">
+      <w:start w:val="1"/>
+      <w:numFmt w:val="bullet"/>
+      <w:lvlText w:val=""/>
+      <w:lvlJc w:val="left"/>
+      <w:pPr>
+        <w:ind w:left="6480" w:hanging="360"/>
+      </w:pPr>
+      <w:rPr>
+        <w:rFonts w:ascii="Wingdings" w:hAnsi="Wingdings" w:hint="default"/>
+      </w:rPr>
+    </w:lvl>
+  </w:abstractNum>
+  <w:abstractNum w:abstractNumId="3" w15:restartNumberingAfterBreak="0">
+    <w:nsid w:val="61EE415C"/>
+    <w:multiLevelType w:val="hybridMultilevel"/>
+    <w:tmpl w:val="6E6E0A5A"/>
+    <w:lvl w:ilvl="0" w:tplc="04090001">
+      <w:start w:val="1"/>
+      <w:numFmt w:val="bullet"/>
+      <w:lvlText w:val=""/>
+      <w:lvlJc w:val="left"/>
+      <w:pPr>
+        <w:ind w:left="720" w:hanging="360"/>
+      </w:pPr>
+      <w:rPr>
+        <w:rFonts w:ascii="Symbol" w:hAnsi="Symbol" w:hint="default"/>
+      </w:rPr>
+    </w:lvl>
+    <w:lvl w:ilvl="1" w:tplc="04090003" w:tentative="1">
+      <w:start w:val="1"/>
+      <w:numFmt w:val="bullet"/>
+      <w:lvlText w:val="o"/>
+      <w:lvlJc w:val="left"/>
+      <w:pPr>
+        <w:ind w:left="1440" w:hanging="360"/>
+      </w:pPr>
+      <w:rPr>
+        <w:rFonts w:ascii="Courier New" w:hAnsi="Courier New" w:cs="Courier New" w:hint="default"/>
+      </w:rPr>
+    </w:lvl>
+    <w:lvl w:ilvl="2" w:tplc="04090005" w:tentative="1">
+      <w:start w:val="1"/>
+      <w:numFmt w:val="bullet"/>
+      <w:lvlText w:val=""/>
+      <w:lvlJc w:val="left"/>
+      <w:pPr>
+        <w:ind w:left="2160" w:hanging="360"/>
+      </w:pPr>
+      <w:rPr>
+        <w:rFonts w:ascii="Wingdings" w:hAnsi="Wingdings" w:hint="default"/>
+      </w:rPr>
+    </w:lvl>
+    <w:lvl w:ilvl="3" w:tplc="04090001" w:tentative="1">
+      <w:start w:val="1"/>
+      <w:numFmt w:val="bullet"/>
+      <w:lvlText w:val=""/>
+      <w:lvlJc w:val="left"/>
+      <w:pPr>
+        <w:ind w:left="2880" w:hanging="360"/>
+      </w:pPr>
+      <w:rPr>
+        <w:rFonts w:ascii="Symbol" w:hAnsi="Symbol" w:hint="default"/>
+      </w:rPr>
+    </w:lvl>
+    <w:lvl w:ilvl="4" w:tplc="04090003" w:tentative="1">
+      <w:start w:val="1"/>
+      <w:numFmt w:val="bullet"/>
+      <w:lvlText w:val="o"/>
+      <w:lvlJc w:val="left"/>
+      <w:pPr>
+        <w:ind w:left="3600" w:hanging="360"/>
+      </w:pPr>
+      <w:rPr>
+        <w:rFonts w:ascii="Courier New" w:hAnsi="Courier New" w:cs="Courier New" w:hint="default"/>
+      </w:rPr>
+    </w:lvl>
+    <w:lvl w:ilvl="5" w:tplc="04090005" w:tentative="1">
+      <w:start w:val="1"/>
+      <w:numFmt w:val="bullet"/>
+      <w:lvlText w:val=""/>
+      <w:lvlJc w:val="left"/>
+      <w:pPr>
+        <w:ind w:left="4320" w:hanging="360"/>
+      </w:pPr>
+      <w:rPr>
+        <w:rFonts w:ascii="Wingdings" w:hAnsi="Wingdings" w:hint="default"/>
+      </w:rPr>
+    </w:lvl>
+    <w:lvl w:ilvl="6" w:tplc="04090001" w:tentative="1">
+      <w:start w:val="1"/>
+      <w:numFmt w:val="bullet"/>
+      <w:lvlText w:val=""/>
+      <w:lvlJc w:val="left"/>
+      <w:pPr>
+        <w:ind w:left="5040" w:hanging="360"/>
+      </w:pPr>
+      <w:rPr>
+        <w:rFonts w:ascii="Symbol" w:hAnsi="Symbol" w:hint="default"/>
+      </w:rPr>
+    </w:lvl>
+    <w:lvl w:ilvl="7" w:tplc="04090003" w:tentative="1">
+      <w:start w:val="1"/>
+      <w:numFmt w:val="bullet"/>
+      <w:lvlText w:val="o"/>
+      <w:lvlJc w:val="left"/>
+      <w:pPr>
+        <w:ind w:left="5760" w:hanging="360"/>
+      </w:pPr>
+      <w:rPr>
+        <w:rFonts w:ascii="Courier New" w:hAnsi="Courier New" w:cs="Courier New" w:hint="default"/>
+      </w:rPr>
+    </w:lvl>
+    <w:lvl w:ilvl="8" w:tplc="04090005" w:tentative="1">
+      <w:start w:val="1"/>
+      <w:numFmt w:val="bullet"/>
+      <w:lvlText w:val=""/>
+      <w:lvlJc w:val="left"/>
+      <w:pPr>
+        <w:ind w:left="6480" w:hanging="360"/>
+      </w:pPr>
+      <w:rPr>
+        <w:rFonts w:ascii="Wingdings" w:hAnsi="Wingdings" w:hint="default"/>
+      </w:rPr>
+    </w:lvl>
+  </w:abstractNum>
+  <w:abstractNum w:abstractNumId="4" w15:restartNumberingAfterBreak="0">
+    <w:nsid w:val="6B8C2471"/>
+    <w:multiLevelType w:val="hybridMultilevel"/>
+    <w:tmpl w:val="5F220492"/>
+    <w:lvl w:ilvl="0" w:tplc="04090001">
+      <w:start w:val="1"/>
+      <w:numFmt w:val="bullet"/>
+      <w:lvlText w:val=""/>
+      <w:lvlJc w:val="left"/>
+      <w:pPr>
+        <w:ind w:left="720" w:hanging="360"/>
+      </w:pPr>
+      <w:rPr>
+        <w:rFonts w:ascii="Symbol" w:hAnsi="Symbol" w:hint="default"/>
+      </w:rPr>
+    </w:lvl>
+    <w:lvl w:ilvl="1" w:tplc="04090003" w:tentative="1">
+      <w:start w:val="1"/>
+      <w:numFmt w:val="bullet"/>
+      <w:lvlText w:val="o"/>
+      <w:lvlJc w:val="left"/>
+      <w:pPr>
+        <w:ind w:left="1440" w:hanging="360"/>
+      </w:pPr>
+      <w:rPr>
+        <w:rFonts w:ascii="Courier New" w:hAnsi="Courier New" w:cs="Courier New" w:hint="default"/>
+      </w:rPr>
+    </w:lvl>
+    <w:lvl w:ilvl="2" w:tplc="04090005" w:tentative="1">
+      <w:start w:val="1"/>
+      <w:numFmt w:val="bullet"/>
+      <w:lvlText w:val=""/>
+      <w:lvlJc w:val="left"/>
+      <w:pPr>
+        <w:ind w:left="2160" w:hanging="360"/>
+      </w:pPr>
+      <w:rPr>
+        <w:rFonts w:ascii="Wingdings" w:hAnsi="Wingdings" w:hint="default"/>
+      </w:rPr>
+    </w:lvl>
+    <w:lvl w:ilvl="3" w:tplc="04090001" w:tentative="1">
+      <w:start w:val="1"/>
+      <w:numFmt w:val="bullet"/>
+      <w:lvlText w:val=""/>
+      <w:lvlJc w:val="left"/>
+      <w:pPr>
+        <w:ind w:left="2880" w:hanging="360"/>
+      </w:pPr>
+      <w:rPr>
+        <w:rFonts w:ascii="Symbol" w:hAnsi="Symbol" w:hint="default"/>
+      </w:rPr>
+    </w:lvl>
+    <w:lvl w:ilvl="4" w:tplc="04090003" w:tentative="1">
+      <w:start w:val="1"/>
+      <w:numFmt w:val="bullet"/>
+      <w:lvlText w:val="o"/>
+      <w:lvlJc w:val="left"/>
+      <w:pPr>
+        <w:ind w:left="3600" w:hanging="360"/>
+      </w:pPr>
+      <w:rPr>
+        <w:rFonts w:ascii="Courier New" w:hAnsi="Courier New" w:cs="Courier New" w:hint="default"/>
+      </w:rPr>
+    </w:lvl>
+    <w:lvl w:ilvl="5" w:tplc="04090005" w:tentative="1">
+      <w:start w:val="1"/>
+      <w:numFmt w:val="bullet"/>
+      <w:lvlText w:val=""/>
+      <w:lvlJc w:val="left"/>
+      <w:pPr>
+        <w:ind w:left="4320" w:hanging="360"/>
+      </w:pPr>
+      <w:rPr>
+        <w:rFonts w:ascii="Wingdings" w:hAnsi="Wingdings" w:hint="default"/>
+      </w:rPr>
+    </w:lvl>
+    <w:lvl w:ilvl="6" w:tplc="04090001" w:tentative="1">
+      <w:start w:val="1"/>
+      <w:numFmt w:val="bullet"/>
+      <w:lvlText w:val=""/>
+      <w:lvlJc w:val="left"/>
+      <w:pPr>
+        <w:ind w:left="5040" w:hanging="360"/>
+      </w:pPr>
+      <w:rPr>
+        <w:rFonts w:ascii="Symbol" w:hAnsi="Symbol" w:hint="default"/>
+      </w:rPr>
+    </w:lvl>
+    <w:lvl w:ilvl="7" w:tplc="04090003" w:tentative="1">
+      <w:start w:val="1"/>
+      <w:numFmt w:val="bullet"/>
+      <w:lvlText w:val="o"/>
+      <w:lvlJc w:val="left"/>
+      <w:pPr>
+        <w:ind w:left="5760" w:hanging="360"/>
+      </w:pPr>
+      <w:rPr>
+        <w:rFonts w:ascii="Courier New" w:hAnsi="Courier New" w:cs="Courier New" w:hint="default"/>
+      </w:rPr>
+    </w:lvl>
+    <w:lvl w:ilvl="8" w:tplc="04090005" w:tentative="1">
+      <w:start w:val="1"/>
+      <w:numFmt w:val="bullet"/>
+      <w:lvlText w:val=""/>
+      <w:lvlJc w:val="left"/>
+      <w:pPr>
+        <w:ind w:left="6480" w:hanging="360"/>
+      </w:pPr>
+      <w:rPr>
+        <w:rFonts w:ascii="Wingdings" w:hAnsi="Wingdings" w:hint="default"/>
+      </w:rPr>
+    </w:lvl>
+  </w:abstractNum>
+  <w:abstractNum w:abstractNumId="5" w15:restartNumberingAfterBreak="0">
+    <w:nsid w:val="7F8866BA"/>
+    <w:multiLevelType w:val="hybridMultilevel"/>
+    <w:tmpl w:val="8B5CEE3A"/>
+    <w:lvl w:ilvl="0" w:tplc="04090001">
+      <w:start w:val="1"/>
+      <w:numFmt w:val="bullet"/>
+      <w:lvlText w:val=""/>
+      <w:lvlJc w:val="left"/>
+      <w:pPr>
+        <w:ind w:left="720" w:hanging="360"/>
+      </w:pPr>
+      <w:rPr>
+        <w:rFonts w:ascii="Symbol" w:hAnsi="Symbol" w:hint="default"/>
+      </w:rPr>
+    </w:lvl>
+    <w:lvl w:ilvl="1" w:tplc="04090003" w:tentative="1">
+      <w:start w:val="1"/>
+      <w:numFmt w:val="bullet"/>
+      <w:lvlText w:val="o"/>
+      <w:lvlJc w:val="left"/>
+      <w:pPr>
+        <w:ind w:left="1440" w:hanging="360"/>
+      </w:pPr>
+      <w:rPr>
+        <w:rFonts w:ascii="Courier New" w:hAnsi="Courier New" w:cs="Courier New" w:hint="default"/>
+      </w:rPr>
+    </w:lvl>
+    <w:lvl w:ilvl="2" w:tplc="04090005" w:tentative="1">
+      <w:start w:val="1"/>
+      <w:numFmt w:val="bullet"/>
+      <w:lvlText w:val=""/>
+      <w:lvlJc w:val="left"/>
+      <w:pPr>
+        <w:ind w:left="2160" w:hanging="360"/>
+      </w:pPr>
+      <w:rPr>
+        <w:rFonts w:ascii="Wingdings" w:hAnsi="Wingdings" w:hint="default"/>
+      </w:rPr>
+    </w:lvl>
+    <w:lvl w:ilvl="3" w:tplc="04090001" w:tentative="1">
+      <w:start w:val="1"/>
+      <w:numFmt w:val="bullet"/>
+      <w:lvlText w:val=""/>
+      <w:lvlJc w:val="left"/>
+      <w:pPr>
+        <w:ind w:left="2880" w:hanging="360"/>
+      </w:pPr>
+      <w:rPr>
+        <w:rFonts w:ascii="Symbol" w:hAnsi="Symbol" w:hint="default"/>
+      </w:rPr>
+    </w:lvl>
+    <w:lvl w:ilvl="4" w:tplc="04090003" w:tentative="1">
+      <w:start w:val="1"/>
+      <w:numFmt w:val="bullet"/>
+      <w:lvlText w:val="o"/>
+      <w:lvlJc w:val="left"/>
+      <w:pPr>
+        <w:ind w:left="3600" w:hanging="360"/>
+      </w:pPr>
+      <w:rPr>
+        <w:rFonts w:ascii="Courier New" w:hAnsi="Courier New" w:cs="Courier New" w:hint="default"/>
+      </w:rPr>
+    </w:lvl>
+    <w:lvl w:ilvl="5" w:tplc="04090005" w:tentative="1">
+      <w:start w:val="1"/>
+      <w:numFmt w:val="bullet"/>
+      <w:lvlText w:val=""/>
+      <w:lvlJc w:val="left"/>
+      <w:pPr>
+        <w:ind w:left="4320" w:hanging="360"/>
+      </w:pPr>
+      <w:rPr>
+        <w:rFonts w:ascii="Wingdings" w:hAnsi="Wingdings" w:hint="default"/>
+      </w:rPr>
+    </w:lvl>
+    <w:lvl w:ilvl="6" w:tplc="04090001" w:tentative="1">
+      <w:start w:val="1"/>
+      <w:numFmt w:val="bullet"/>
+      <w:lvlText w:val=""/>
+      <w:lvlJc w:val="left"/>
+      <w:pPr>
+        <w:ind w:left="5040" w:hanging="360"/>
+      </w:pPr>
+      <w:rPr>
+        <w:rFonts w:ascii="Symbol" w:hAnsi="Symbol" w:hint="default"/>
+      </w:rPr>
+    </w:lvl>
+    <w:lvl w:ilvl="7" w:tplc="04090003" w:tentative="1">
+      <w:start w:val="1"/>
+      <w:numFmt w:val="bullet"/>
+      <w:lvlText w:val="o"/>
+      <w:lvlJc w:val="left"/>
+      <w:pPr>
+        <w:ind w:left="5760" w:hanging="360"/>
+      </w:pPr>
+      <w:rPr>
+        <w:rFonts w:ascii="Courier New" w:hAnsi="Courier New" w:cs="Courier New" w:hint="default"/>
+      </w:rPr>
+    </w:lvl>
+    <w:lvl w:ilvl="8" w:tplc="04090005" w:tentative="1">
+      <w:start w:val="1"/>
+      <w:numFmt w:val="bullet"/>
+      <w:lvlText w:val=""/>
+      <w:lvlJc w:val="left"/>
+      <w:pPr>
+        <w:ind w:left="6480" w:hanging="360"/>
+      </w:pPr>
+      <w:rPr>
+        <w:rFonts w:ascii="Wingdings" w:hAnsi="Wingdings" w:hint="default"/>
+      </w:rPr>
+    </w:lvl>
+  </w:abstractNum>
   <w:num w:numId="1">
     <w:abstractNumId w:val="1"/>
   </w:num>
   <w:num w:numId="2">
     <w:abstractNumId w:val="0"/>
+  </w:num>
+  <w:num w:numId="3">
+    <w:abstractNumId w:val="5"/>
+  </w:num>
+  <w:num w:numId="4">
+    <w:abstractNumId w:val="3"/>
+  </w:num>
+  <w:num w:numId="5">
+    <w:abstractNumId w:val="2"/>
+  </w:num>
+  <w:num w:numId="6">
+    <w:abstractNumId w:val="4"/>
   </w:num>
 </w:numbering>
 </file>
@@ -2220,6 +3033,17 @@
       <w:szCs w:val="24"/>
     </w:rPr>
   </w:style>
+  <w:style w:type="paragraph" w:styleId="ListParagraph">
+    <w:name w:val="List Paragraph"/>
+    <w:basedOn w:val="Normal"/>
+    <w:uiPriority w:val="34"/>
+    <w:qFormat/>
+    <w:rsid w:val="00C507F7"/>
+    <w:pPr>
+      <w:ind w:left="720"/>
+      <w:contextualSpacing/>
+    </w:pPr>
+  </w:style>
 </w:styles>
 </file>
 
